--- a/Documentos-Fases/Fase 1 /Evidencias Individuales/Juan_Millares_1.2_APT122_DiarioReflexionFase1.docx
+++ b/Documentos-Fases/Fase 1 /Evidencias Individuales/Juan_Millares_1.2_APT122_DiarioReflexionFase1.docx
@@ -471,30 +471,7 @@
                 <w:szCs w:val="24"/>
                 <w:lang w:val="es-CL" w:eastAsia="en-US" w:bidi="ar-SA"/>
               </w:rPr>
-              <w:t>Toda la linea de ciberseguridad que ofrece certifika me gusto, me gusto debido a que me interesa profesionalmente la ciberseguridad y el como aplicar esta en el futuro</w:t>
-            </w:r>
-          </w:p>
-          <w:p>
-            <w:pPr>
-              <w:pStyle w:val="Normal"/>
-              <w:widowControl/>
-              <w:suppressAutoHyphens w:val="true"/>
-              <w:spacing w:lineRule="auto" w:line="240" w:before="0" w:after="0"/>
-              <w:jc w:val="left"/>
-              <w:rPr>
-                <w:rFonts w:eastAsia="" w:eastAsiaTheme="majorEastAsia"/>
-                <w:color w:val="000000"/>
-                <w:sz w:val="24"/>
-                <w:szCs w:val="24"/>
-              </w:rPr>
-            </w:pPr>
-            <w:r>
-              <w:rPr>
-                <w:rFonts w:eastAsia="" w:eastAsiaTheme="majorEastAsia"/>
-                <w:color w:val="000000"/>
-                <w:sz w:val="24"/>
-                <w:szCs w:val="24"/>
-              </w:rPr>
+              <w:t>Toda la línea de ciberseguridad ofrecida mediante CertiProf/Certifika. Lo más destacable de esta trayectoria fue comprender la seguridad de la información no solo de forma teórica, sino aplicada: el análisis de vectores de ataque, la mitigación de riesgos en software y la adopción de normativas y estándares internacionales que rigen la industria actual.</w:t>
             </w:r>
           </w:p>
           <w:p>
@@ -635,6 +612,28 @@
                 <w:lang w:val="es-CL" w:eastAsia="en-US" w:bidi="ar-SA"/>
               </w:rPr>
               <w:t>Existe valor, debido a que demuestra que todo el conocimiento que he aprendido esta validado y demuestra que puedo ejercer mi conocimiento para ayudar</w:t>
+            </w:r>
+            <w:r>
+              <w:rPr>
+                <w:rFonts w:eastAsia="" w:cs=""/>
+                <w:color w:val="000000"/>
+                <w:kern w:val="0"/>
+                <w:sz w:val="24"/>
+                <w:szCs w:val="24"/>
+                <w:lang w:val="es-CL" w:eastAsia="en-US" w:bidi="ar-SA"/>
+              </w:rPr>
+              <w:t xml:space="preserve"> </w:t>
+            </w:r>
+            <w:r>
+              <w:rPr>
+                <w:rFonts w:eastAsia="" w:cs=""/>
+                <w:color w:val="000000"/>
+                <w:kern w:val="0"/>
+                <w:sz w:val="24"/>
+                <w:szCs w:val="24"/>
+                <w:lang w:val="es-CL" w:eastAsia="en-US" w:bidi="ar-SA"/>
+              </w:rPr>
+              <w:t>a cumplir con los estándares exigidos en la industria global</w:t>
             </w:r>
           </w:p>
           <w:p>
@@ -1194,7 +1193,12 @@
               </w:rPr>
             </w:pPr>
             <w:r>
-              <w:rPr/>
+              <w:rPr>
+                <w:rFonts w:eastAsia="" w:eastAsiaTheme="majorEastAsia"/>
+                <w:color w:themeColor="background2" w:themeShade="80" w:val="767171"/>
+                <w:sz w:val="24"/>
+                <w:szCs w:val="24"/>
+              </w:rPr>
             </w:r>
           </w:p>
           <w:p>
@@ -1202,65 +1206,42 @@
               <w:pStyle w:val="Normal"/>
               <w:jc w:val="both"/>
               <w:rPr>
-                <w:rFonts w:ascii="Cambria" w:hAnsi="Cambria"/>
-              </w:rPr>
-            </w:pPr>
-            <w:r>
-              <w:rPr>
-                <w:rFonts w:cs="" w:ascii="Cambria" w:hAnsi="Cambria" w:eastAsiaTheme="majorEastAsia"/>
-                <w:kern w:val="0"/>
-                <w:lang w:val="es-CL" w:eastAsia="en-US" w:bidi="ar-SA"/>
-              </w:rPr>
-              <w:t xml:space="preserve"> </w:t>
-            </w:r>
-            <w:r>
-              <w:rPr>
-                <w:rFonts w:cs="" w:ascii="Cambria" w:hAnsi="Cambria" w:eastAsiaTheme="majorEastAsia"/>
-                <w:kern w:val="0"/>
-                <w:lang w:val="es-CL" w:eastAsia="en-US" w:bidi="ar-SA"/>
-              </w:rPr>
-              <w:t xml:space="preserve">Resolver las vulnerabilidades sistémicas para asegurar que el software construido cumple las normas de seguridad exigidas por la industria. </w:t>
-            </w:r>
-            <w:r>
-              <w:rPr>
-                <w:rFonts w:cs="" w:ascii="Cambria" w:hAnsi="Cambria" w:eastAsiaTheme="majorEastAsia"/>
-                <w:color w:val="00A933"/>
-                <w:kern w:val="0"/>
-                <w:lang w:val="es-CL" w:eastAsia="en-US" w:bidi="ar-SA"/>
-              </w:rPr>
-              <w:t>DESARROLLADA</w:t>
-            </w:r>
-          </w:p>
-          <w:p>
-            <w:pPr>
-              <w:pStyle w:val="Normal"/>
-              <w:jc w:val="both"/>
-              <w:rPr>
                 <w:color w:val="000000"/>
               </w:rPr>
             </w:pPr>
             <w:r>
               <w:rPr>
-                <w:rFonts w:cs="" w:ascii="Cambria" w:hAnsi="Cambria" w:eastAsiaTheme="majorEastAsia"/>
+                <w:rFonts w:eastAsia="" w:cs="" w:ascii="Cambria" w:hAnsi="Cambria" w:eastAsiaTheme="majorEastAsia"/>
                 <w:color w:val="000000"/>
                 <w:kern w:val="0"/>
                 <w:lang w:val="es-CL" w:eastAsia="en-US" w:bidi="ar-SA"/>
               </w:rPr>
-              <w:t xml:space="preserve">Construir Modelos de datos para soportar los requerimientos de la organización acuerdo a un diseño definido y escalable en el tiempo. </w:t>
-            </w:r>
-            <w:r>
-              <w:rPr>
-                <w:rFonts w:cs="" w:ascii="Cambria" w:hAnsi="Cambria" w:eastAsiaTheme="majorEastAsia"/>
-                <w:color w:val="FF0000"/>
+              <w:t>"</w:t>
+            </w:r>
+            <w:r>
+              <w:rPr>
+                <w:rFonts w:eastAsia="" w:cs="" w:ascii="Cambria" w:hAnsi="Cambria" w:eastAsiaTheme="majorEastAsia"/>
+                <w:color w:val="000000"/>
+                <w:kern w:val="0"/>
+                <w:shd w:fill="81D41A" w:val="clear"/>
+                <w:lang w:val="es-CL" w:eastAsia="en-US" w:bidi="ar-SA"/>
+              </w:rPr>
+              <w:t>Resolver las vulnerabilidades sistémicas para asegurar que el software construido cumple las normas de seguridad exigidas por la industria.</w:t>
+            </w:r>
+            <w:r>
+              <w:rPr>
+                <w:rFonts w:eastAsia="" w:cs="" w:ascii="Cambria" w:hAnsi="Cambria" w:eastAsiaTheme="majorEastAsia"/>
+                <w:color w:val="000000"/>
                 <w:kern w:val="0"/>
                 <w:lang w:val="es-CL" w:eastAsia="en-US" w:bidi="ar-SA"/>
               </w:rPr>
-              <w:t>DEBIL</w:t>
+              <w:t xml:space="preserve">" Me siento seguro aplicando metodologías de análisis de código, identificación de brechas comunes </w:t>
             </w:r>
           </w:p>
           <w:p>
             <w:pPr>
               <w:pStyle w:val="Normal"/>
+              <w:spacing w:before="0" w:after="160"/>
               <w:jc w:val="both"/>
               <w:rPr>
                 <w:color w:val="000000"/>
@@ -1268,402 +1249,32 @@
             </w:pPr>
             <w:r>
               <w:rPr>
+                <w:rFonts w:eastAsia="" w:cs="" w:ascii="Cambria" w:hAnsi="Cambria" w:eastAsiaTheme="majorEastAsia"/>
                 <w:color w:val="000000"/>
-              </w:rPr>
-            </w:r>
-          </w:p>
-          <w:p>
-            <w:pPr>
-              <w:pStyle w:val="Normal"/>
-              <w:jc w:val="both"/>
-              <w:rPr>
-                <w:rFonts w:ascii="Cambria" w:hAnsi="Cambria"/>
-              </w:rPr>
-            </w:pPr>
-            <w:r>
-              <w:rPr/>
-            </w:r>
-          </w:p>
-          <w:p>
-            <w:pPr>
-              <w:pStyle w:val="Normal"/>
-              <w:widowControl/>
-              <w:tabs>
-                <w:tab w:val="clear" w:pos="708"/>
-                <w:tab w:val="left" w:pos="454" w:leader="none"/>
-              </w:tabs>
-              <w:suppressAutoHyphens w:val="true"/>
-              <w:spacing w:lineRule="auto" w:line="240" w:before="0" w:after="0"/>
-              <w:jc w:val="both"/>
-              <w:rPr>
-                <w:rFonts w:eastAsia="" w:eastAsiaTheme="majorEastAsia"/>
-                <w:color w:themeColor="background2" w:themeShade="80" w:val="767171"/>
-                <w:sz w:val="24"/>
-                <w:szCs w:val="24"/>
-              </w:rPr>
-            </w:pPr>
-            <w:r>
-              <w:rPr>
-                <w:rFonts w:eastAsia="" w:eastAsiaTheme="majorEastAsia"/>
-                <w:color w:themeColor="background2" w:themeShade="80" w:val="767171"/>
-                <w:sz w:val="24"/>
-                <w:szCs w:val="24"/>
-              </w:rPr>
-            </w:r>
-          </w:p>
-          <w:p>
-            <w:pPr>
-              <w:pStyle w:val="Normal"/>
-              <w:widowControl/>
-              <w:tabs>
-                <w:tab w:val="clear" w:pos="708"/>
-                <w:tab w:val="left" w:pos="454" w:leader="none"/>
-              </w:tabs>
-              <w:suppressAutoHyphens w:val="true"/>
-              <w:spacing w:lineRule="auto" w:line="240" w:before="0" w:after="0"/>
-              <w:jc w:val="both"/>
-              <w:rPr>
-                <w:rFonts w:eastAsia="" w:eastAsiaTheme="majorEastAsia"/>
-                <w:color w:themeColor="background2" w:themeShade="80" w:val="767171"/>
-                <w:sz w:val="24"/>
-                <w:szCs w:val="24"/>
-              </w:rPr>
-            </w:pPr>
-            <w:r>
-              <w:rPr>
-                <w:rFonts w:eastAsia="" w:eastAsiaTheme="majorEastAsia"/>
-                <w:color w:themeColor="background2" w:themeShade="80" w:val="767171"/>
-                <w:sz w:val="24"/>
-                <w:szCs w:val="24"/>
-              </w:rPr>
-            </w:r>
-          </w:p>
-          <w:p>
-            <w:pPr>
-              <w:pStyle w:val="Normal"/>
-              <w:widowControl/>
-              <w:tabs>
-                <w:tab w:val="clear" w:pos="708"/>
-                <w:tab w:val="left" w:pos="454" w:leader="none"/>
-              </w:tabs>
-              <w:suppressAutoHyphens w:val="true"/>
-              <w:spacing w:lineRule="auto" w:line="240" w:before="0" w:after="0"/>
-              <w:jc w:val="both"/>
-              <w:rPr>
-                <w:rFonts w:eastAsia="" w:eastAsiaTheme="majorEastAsia"/>
-                <w:color w:themeColor="background2" w:themeShade="80" w:val="767171"/>
-                <w:sz w:val="24"/>
-                <w:szCs w:val="24"/>
-              </w:rPr>
-            </w:pPr>
-            <w:r>
-              <w:rPr>
-                <w:rFonts w:eastAsia="" w:eastAsiaTheme="majorEastAsia"/>
-                <w:color w:themeColor="background2" w:themeShade="80" w:val="767171"/>
-                <w:sz w:val="24"/>
-                <w:szCs w:val="24"/>
-              </w:rPr>
-            </w:r>
-          </w:p>
-          <w:p>
-            <w:pPr>
-              <w:pStyle w:val="Normal"/>
-              <w:widowControl/>
-              <w:tabs>
-                <w:tab w:val="clear" w:pos="708"/>
-                <w:tab w:val="left" w:pos="454" w:leader="none"/>
-              </w:tabs>
-              <w:suppressAutoHyphens w:val="true"/>
-              <w:spacing w:lineRule="auto" w:line="240" w:before="0" w:after="0"/>
-              <w:jc w:val="both"/>
-              <w:rPr>
-                <w:rFonts w:eastAsia="" w:eastAsiaTheme="majorEastAsia"/>
-                <w:color w:themeColor="background2" w:themeShade="80" w:val="767171"/>
-                <w:sz w:val="24"/>
-                <w:szCs w:val="24"/>
-              </w:rPr>
-            </w:pPr>
-            <w:r>
-              <w:rPr>
-                <w:rFonts w:eastAsia="" w:eastAsiaTheme="majorEastAsia"/>
-                <w:color w:themeColor="background2" w:themeShade="80" w:val="767171"/>
-                <w:sz w:val="24"/>
-                <w:szCs w:val="24"/>
-              </w:rPr>
-            </w:r>
-          </w:p>
-          <w:p>
-            <w:pPr>
-              <w:pStyle w:val="Normal"/>
-              <w:widowControl/>
-              <w:tabs>
-                <w:tab w:val="clear" w:pos="708"/>
-                <w:tab w:val="left" w:pos="454" w:leader="none"/>
-              </w:tabs>
-              <w:suppressAutoHyphens w:val="true"/>
-              <w:spacing w:lineRule="auto" w:line="240" w:before="0" w:after="0"/>
-              <w:jc w:val="both"/>
-              <w:rPr>
-                <w:rFonts w:eastAsia="" w:eastAsiaTheme="majorEastAsia"/>
-                <w:color w:themeColor="background2" w:themeShade="80" w:val="767171"/>
-                <w:sz w:val="24"/>
-                <w:szCs w:val="24"/>
-              </w:rPr>
-            </w:pPr>
-            <w:r>
-              <w:rPr>
-                <w:rFonts w:eastAsia="" w:eastAsiaTheme="majorEastAsia"/>
-                <w:color w:themeColor="background2" w:themeShade="80" w:val="767171"/>
-                <w:sz w:val="24"/>
-                <w:szCs w:val="24"/>
-              </w:rPr>
-            </w:r>
-          </w:p>
-          <w:p>
-            <w:pPr>
-              <w:pStyle w:val="Normal"/>
-              <w:widowControl/>
-              <w:tabs>
-                <w:tab w:val="clear" w:pos="708"/>
-                <w:tab w:val="left" w:pos="454" w:leader="none"/>
-              </w:tabs>
-              <w:suppressAutoHyphens w:val="true"/>
-              <w:spacing w:lineRule="auto" w:line="240" w:before="0" w:after="0"/>
-              <w:jc w:val="both"/>
-              <w:rPr>
-                <w:rFonts w:eastAsia="" w:eastAsiaTheme="majorEastAsia"/>
-                <w:color w:themeColor="background2" w:themeShade="80" w:val="767171"/>
-                <w:sz w:val="24"/>
-                <w:szCs w:val="24"/>
-              </w:rPr>
-            </w:pPr>
-            <w:r>
-              <w:rPr>
-                <w:rFonts w:eastAsia="" w:eastAsiaTheme="majorEastAsia"/>
-                <w:color w:themeColor="background2" w:themeShade="80" w:val="767171"/>
-                <w:sz w:val="24"/>
-                <w:szCs w:val="24"/>
-              </w:rPr>
-            </w:r>
-          </w:p>
-          <w:p>
-            <w:pPr>
-              <w:pStyle w:val="Normal"/>
-              <w:widowControl/>
-              <w:tabs>
-                <w:tab w:val="clear" w:pos="708"/>
-                <w:tab w:val="left" w:pos="454" w:leader="none"/>
-              </w:tabs>
-              <w:suppressAutoHyphens w:val="true"/>
-              <w:spacing w:lineRule="auto" w:line="240" w:before="0" w:after="0"/>
-              <w:jc w:val="both"/>
-              <w:rPr>
-                <w:rFonts w:eastAsia="" w:eastAsiaTheme="majorEastAsia"/>
-                <w:color w:themeColor="background2" w:themeShade="80" w:val="767171"/>
-                <w:sz w:val="24"/>
-                <w:szCs w:val="24"/>
-              </w:rPr>
-            </w:pPr>
-            <w:r>
-              <w:rPr>
-                <w:rFonts w:eastAsia="" w:eastAsiaTheme="majorEastAsia"/>
-                <w:color w:themeColor="background2" w:themeShade="80" w:val="767171"/>
-                <w:sz w:val="24"/>
-                <w:szCs w:val="24"/>
-              </w:rPr>
-            </w:r>
-          </w:p>
-          <w:p>
-            <w:pPr>
-              <w:pStyle w:val="Normal"/>
-              <w:widowControl/>
-              <w:tabs>
-                <w:tab w:val="clear" w:pos="708"/>
-                <w:tab w:val="left" w:pos="454" w:leader="none"/>
-              </w:tabs>
-              <w:suppressAutoHyphens w:val="true"/>
-              <w:spacing w:lineRule="auto" w:line="240" w:before="0" w:after="0"/>
-              <w:ind w:left="171"/>
-              <w:jc w:val="both"/>
-              <w:rPr>
-                <w:rFonts w:eastAsia="" w:eastAsiaTheme="majorEastAsia"/>
-                <w:color w:themeColor="background2" w:themeShade="80" w:val="767171"/>
-                <w:sz w:val="24"/>
-                <w:szCs w:val="24"/>
-              </w:rPr>
-            </w:pPr>
-            <w:r>
-              <w:rPr>
-                <w:rFonts w:eastAsia="" w:eastAsiaTheme="majorEastAsia"/>
-                <w:color w:themeColor="background2" w:themeShade="80" w:val="767171"/>
-                <w:sz w:val="24"/>
-                <w:szCs w:val="24"/>
-              </w:rPr>
-            </w:r>
-          </w:p>
-          <w:p>
-            <w:pPr>
-              <w:pStyle w:val="Normal"/>
-              <w:widowControl/>
-              <w:suppressAutoHyphens w:val="true"/>
-              <w:spacing w:lineRule="auto" w:line="240" w:before="0" w:after="0"/>
-              <w:jc w:val="both"/>
-              <w:rPr>
-                <w:rFonts w:eastAsia="" w:eastAsiaTheme="majorEastAsia"/>
-                <w:color w:themeColor="background2" w:themeShade="80" w:val="767171"/>
-                <w:sz w:val="24"/>
-                <w:szCs w:val="24"/>
-              </w:rPr>
-            </w:pPr>
-            <w:r>
-              <w:rPr>
-                <w:rFonts w:eastAsia="" w:eastAsiaTheme="majorEastAsia"/>
-                <w:color w:themeColor="background2" w:themeShade="80" w:val="767171"/>
-                <w:sz w:val="24"/>
-                <w:szCs w:val="24"/>
-              </w:rPr>
-            </w:r>
-          </w:p>
-          <w:p>
-            <w:pPr>
-              <w:pStyle w:val="Normal"/>
-              <w:widowControl/>
-              <w:suppressAutoHyphens w:val="true"/>
-              <w:spacing w:lineRule="auto" w:line="240" w:before="0" w:after="0"/>
-              <w:jc w:val="both"/>
-              <w:rPr>
-                <w:rFonts w:ascii="Calibri" w:hAnsi="Calibri"/>
-                <w:b/>
-                <w:bCs/>
-              </w:rPr>
-            </w:pPr>
-            <w:r>
-              <w:rPr>
-                <w:b/>
-                <w:bCs/>
-              </w:rPr>
-            </w:r>
-          </w:p>
-          <w:p>
-            <w:pPr>
-              <w:pStyle w:val="Normal"/>
-              <w:widowControl/>
-              <w:suppressAutoHyphens w:val="true"/>
-              <w:spacing w:lineRule="auto" w:line="240" w:before="0" w:after="0"/>
-              <w:jc w:val="both"/>
-              <w:rPr>
-                <w:rFonts w:ascii="Calibri" w:hAnsi="Calibri"/>
-                <w:b/>
-                <w:bCs/>
-              </w:rPr>
-            </w:pPr>
-            <w:r>
-              <w:rPr>
-                <w:b/>
-                <w:bCs/>
-              </w:rPr>
-            </w:r>
-          </w:p>
-          <w:p>
-            <w:pPr>
-              <w:pStyle w:val="Normal"/>
-              <w:widowControl/>
-              <w:suppressAutoHyphens w:val="true"/>
-              <w:spacing w:lineRule="auto" w:line="240" w:before="0" w:after="0"/>
-              <w:jc w:val="both"/>
-              <w:rPr>
-                <w:rFonts w:ascii="Calibri" w:hAnsi="Calibri"/>
-                <w:b/>
-                <w:bCs/>
-              </w:rPr>
-            </w:pPr>
-            <w:r>
-              <w:rPr>
-                <w:b/>
-                <w:bCs/>
-              </w:rPr>
-            </w:r>
-          </w:p>
-          <w:p>
-            <w:pPr>
-              <w:pStyle w:val="Normal"/>
-              <w:widowControl/>
-              <w:suppressAutoHyphens w:val="true"/>
-              <w:spacing w:lineRule="auto" w:line="240" w:before="0" w:after="0"/>
-              <w:jc w:val="both"/>
-              <w:rPr>
-                <w:rFonts w:ascii="Calibri" w:hAnsi="Calibri"/>
-                <w:b/>
-                <w:bCs/>
-              </w:rPr>
-            </w:pPr>
-            <w:r>
-              <w:rPr>
-                <w:b/>
-                <w:bCs/>
-              </w:rPr>
-            </w:r>
-          </w:p>
-          <w:p>
-            <w:pPr>
-              <w:pStyle w:val="Normal"/>
-              <w:widowControl/>
-              <w:suppressAutoHyphens w:val="true"/>
-              <w:spacing w:lineRule="auto" w:line="240" w:before="0" w:after="0"/>
-              <w:jc w:val="both"/>
-              <w:rPr>
-                <w:rFonts w:ascii="Calibri" w:hAnsi="Calibri"/>
-                <w:b/>
-                <w:bCs/>
-              </w:rPr>
-            </w:pPr>
-            <w:r>
-              <w:rPr>
-                <w:b/>
-                <w:bCs/>
-              </w:rPr>
-            </w:r>
-          </w:p>
-          <w:p>
-            <w:pPr>
-              <w:pStyle w:val="Normal"/>
-              <w:widowControl/>
-              <w:suppressAutoHyphens w:val="true"/>
-              <w:spacing w:lineRule="auto" w:line="240" w:before="0" w:after="0"/>
-              <w:jc w:val="both"/>
-              <w:rPr>
-                <w:rFonts w:ascii="Calibri" w:hAnsi="Calibri"/>
-                <w:b/>
-                <w:bCs/>
-              </w:rPr>
-            </w:pPr>
-            <w:r>
-              <w:rPr>
-                <w:b/>
-                <w:bCs/>
-              </w:rPr>
-            </w:r>
-          </w:p>
-          <w:p>
-            <w:pPr>
-              <w:pStyle w:val="Normal"/>
-              <w:widowControl/>
-              <w:suppressAutoHyphens w:val="true"/>
-              <w:spacing w:lineRule="auto" w:line="240" w:before="0" w:after="0"/>
-              <w:jc w:val="both"/>
-              <w:rPr>
-                <w:rFonts w:ascii="Calibri" w:hAnsi="Calibri"/>
-                <w:b/>
-                <w:bCs/>
-                <w:color w:themeColor="accent1" w:themeShade="80" w:val="1F4E79"/>
-              </w:rPr>
-            </w:pPr>
-            <w:r>
-              <w:rPr>
-                <w:b/>
-                <w:bCs/>
-                <w:color w:themeColor="accent1" w:themeShade="80" w:val="1F4E79"/>
-              </w:rPr>
+                <w:kern w:val="0"/>
+                <w:shd w:fill="FFA6A6" w:val="clear"/>
+                <w:lang w:val="es-CL" w:eastAsia="en-US" w:bidi="ar-SA"/>
+              </w:rPr>
+              <w:t>“</w:t>
+            </w:r>
+            <w:r>
+              <w:rPr>
+                <w:rFonts w:eastAsia="" w:cs="" w:ascii="Cambria" w:hAnsi="Cambria" w:eastAsiaTheme="majorEastAsia"/>
+                <w:color w:val="000000"/>
+                <w:kern w:val="0"/>
+                <w:shd w:fill="FFA6A6" w:val="clear"/>
+                <w:lang w:val="es-CL" w:eastAsia="en-US" w:bidi="ar-SA"/>
+              </w:rPr>
+              <w:t>Construir modelos de datos para soportar los requerimientos de la organización de acuerdo a un diseño definido y escalable en el tiempo."</w:t>
+            </w:r>
+            <w:r>
+              <w:rPr>
+                <w:rFonts w:eastAsia="" w:cs="" w:ascii="Cambria" w:hAnsi="Cambria" w:eastAsiaTheme="majorEastAsia"/>
+                <w:color w:val="000000"/>
+                <w:kern w:val="0"/>
+                <w:lang w:val="es-CL" w:eastAsia="en-US" w:bidi="ar-SA"/>
+              </w:rPr>
+              <w:t xml:space="preserve"> Requiere mayor fortalecimiento, especialmente en el diseño relacional/no relacional a gran escala, optimización de consultas complejas y garantías de consistencia bajo alta concurrencia. </w:t>
             </w:r>
           </w:p>
         </w:tc>
@@ -1693,35 +1304,6 @@
     <w:p>
       <w:pPr>
         <w:pStyle w:val="Normal"/>
-        <w:rPr/>
-      </w:pPr>
-      <w:r>
-        <w:rPr/>
-      </w:r>
-    </w:p>
-    <w:p>
-      <w:pPr>
-        <w:pStyle w:val="Normal"/>
-        <w:rPr/>
-      </w:pPr>
-      <w:r>
-        <w:rPr/>
-      </w:r>
-    </w:p>
-    <w:p>
-      <w:pPr>
-        <w:pStyle w:val="Normal"/>
-        <w:rPr/>
-      </w:pPr>
-      <w:r>
-        <w:rPr/>
-      </w:r>
-    </w:p>
-    <w:p>
-      <w:pPr>
-        <w:pStyle w:val="Normal"/>
-        <w:spacing w:lineRule="auto" w:line="360" w:before="0" w:after="0"/>
-        <w:jc w:val="both"/>
         <w:rPr>
           <w:b/>
           <w:bCs/>
@@ -1741,8 +1323,6 @@
     <w:p>
       <w:pPr>
         <w:pStyle w:val="Normal"/>
-        <w:spacing w:lineRule="auto" w:line="360" w:before="0" w:after="0"/>
-        <w:jc w:val="both"/>
         <w:rPr>
           <w:b/>
           <w:bCs/>
@@ -1762,8 +1342,6 @@
     <w:p>
       <w:pPr>
         <w:pStyle w:val="Normal"/>
-        <w:spacing w:lineRule="auto" w:line="360" w:before="0" w:after="0"/>
-        <w:jc w:val="both"/>
         <w:rPr>
           <w:b/>
           <w:bCs/>
@@ -1783,8 +1361,6 @@
     <w:p>
       <w:pPr>
         <w:pStyle w:val="Normal"/>
-        <w:spacing w:lineRule="auto" w:line="360" w:before="0" w:after="0"/>
-        <w:jc w:val="both"/>
         <w:rPr>
           <w:b/>
           <w:bCs/>
@@ -1804,8 +1380,6 @@
     <w:p>
       <w:pPr>
         <w:pStyle w:val="Normal"/>
-        <w:spacing w:lineRule="auto" w:line="360" w:before="0" w:after="0"/>
-        <w:jc w:val="both"/>
         <w:rPr>
           <w:b/>
           <w:bCs/>
@@ -1822,66 +1396,719 @@
         </w:rPr>
       </w:r>
     </w:p>
+    <w:tbl>
+      <w:tblPr>
+        <w:tblStyle w:val="Tablaconcuadrcula"/>
+        <w:tblW w:w="10076" w:type="dxa"/>
+        <w:jc w:val="left"/>
+        <w:tblInd w:w="0" w:type="dxa"/>
+        <w:tblLayout w:type="fixed"/>
+        <w:tblCellMar>
+          <w:top w:w="0" w:type="dxa"/>
+          <w:left w:w="108" w:type="dxa"/>
+          <w:bottom w:w="0" w:type="dxa"/>
+          <w:right w:w="108" w:type="dxa"/>
+        </w:tblCellMar>
+        <w:tblLook w:val="04a0" w:noHBand="0" w:noVBand="1" w:firstColumn="1" w:lastRow="0" w:lastColumn="0" w:firstRow="1"/>
+      </w:tblPr>
+      <w:tblGrid>
+        <w:gridCol w:w="10076"/>
+      </w:tblGrid>
+      <w:tr>
+        <w:trPr>
+          <w:trHeight w:val="440" w:hRule="atLeast"/>
+        </w:trPr>
+        <w:tc>
+          <w:tcPr>
+            <w:tcW w:w="10076" w:type="dxa"/>
+            <w:tcBorders>
+              <w:top w:val="single" w:sz="4" w:space="0" w:color="BFBFBF"/>
+              <w:left w:val="single" w:sz="4" w:space="0" w:color="BFBFBF"/>
+              <w:bottom w:val="single" w:sz="4" w:space="0" w:color="BFBFBF"/>
+              <w:right w:val="single" w:sz="4" w:space="0" w:color="BFBFBF"/>
+            </w:tcBorders>
+            <w:vAlign w:val="center"/>
+          </w:tcPr>
+          <w:p>
+            <w:pPr>
+              <w:pStyle w:val="Normal"/>
+              <w:widowControl/>
+              <w:suppressAutoHyphens w:val="true"/>
+              <w:spacing w:lineRule="auto" w:line="240" w:before="0" w:after="0"/>
+              <w:jc w:val="both"/>
+              <w:rPr>
+                <w:rFonts w:eastAsia="" w:eastAsiaTheme="majorEastAsia"/>
+                <w:color w:themeColor="background2" w:themeShade="80" w:val="767171"/>
+                <w:sz w:val="24"/>
+                <w:szCs w:val="24"/>
+              </w:rPr>
+            </w:pPr>
+            <w:r>
+              <w:rPr>
+                <w:rFonts w:eastAsia="" w:cs="" w:eastAsiaTheme="majorEastAsia"/>
+                <w:kern w:val="0"/>
+                <w:sz w:val="24"/>
+                <w:szCs w:val="24"/>
+                <w:lang w:val="es-CL" w:eastAsia="en-US" w:bidi="ar-SA"/>
+              </w:rPr>
+              <w:t>3. A partir de las respuestas anteriores y el perfil de egreso de tu carrera (competencias), responde las siguientes preguntas:</w:t>
+            </w:r>
+          </w:p>
+        </w:tc>
+      </w:tr>
+      <w:tr>
+        <w:trPr>
+          <w:trHeight w:val="440" w:hRule="atLeast"/>
+        </w:trPr>
+        <w:tc>
+          <w:tcPr>
+            <w:tcW w:w="10076" w:type="dxa"/>
+            <w:tcBorders>
+              <w:top w:val="single" w:sz="4" w:space="0" w:color="BFBFBF"/>
+              <w:left w:val="single" w:sz="4" w:space="0" w:color="BFBFBF"/>
+              <w:bottom w:val="single" w:sz="4" w:space="0" w:color="BFBFBF"/>
+              <w:right w:val="single" w:sz="4" w:space="0" w:color="BFBFBF"/>
+            </w:tcBorders>
+            <w:shd w:color="auto" w:fill="DEEAF6" w:themeFill="accent1" w:themeFillTint="33" w:val="clear"/>
+            <w:vAlign w:val="center"/>
+          </w:tcPr>
+          <w:p>
+            <w:pPr>
+              <w:pStyle w:val="Normal"/>
+              <w:widowControl/>
+              <w:suppressAutoHyphens w:val="true"/>
+              <w:spacing w:lineRule="auto" w:line="240" w:before="0" w:after="0"/>
+              <w:jc w:val="left"/>
+              <w:rPr>
+                <w:rFonts w:eastAsia="" w:eastAsiaTheme="majorEastAsia"/>
+                <w:color w:themeColor="background2" w:themeShade="80" w:val="767171"/>
+                <w:sz w:val="24"/>
+                <w:szCs w:val="24"/>
+              </w:rPr>
+            </w:pPr>
+            <w:r>
+              <w:rPr>
+                <w:rFonts w:eastAsia="" w:eastAsiaTheme="majorEastAsia"/>
+                <w:color w:themeColor="background2" w:themeShade="80" w:val="767171"/>
+                <w:sz w:val="24"/>
+                <w:szCs w:val="24"/>
+              </w:rPr>
+            </w:r>
+          </w:p>
+          <w:p>
+            <w:pPr>
+              <w:pStyle w:val="ListParagraph"/>
+              <w:widowControl/>
+              <w:numPr>
+                <w:ilvl w:val="0"/>
+                <w:numId w:val="1"/>
+              </w:numPr>
+              <w:tabs>
+                <w:tab w:val="clear" w:pos="708"/>
+                <w:tab w:val="left" w:pos="454" w:leader="none"/>
+              </w:tabs>
+              <w:suppressAutoHyphens w:val="true"/>
+              <w:spacing w:lineRule="auto" w:line="240" w:before="0" w:after="0"/>
+              <w:ind w:hanging="283" w:left="454"/>
+              <w:contextualSpacing/>
+              <w:jc w:val="both"/>
+              <w:rPr>
+                <w:rFonts w:eastAsia="" w:eastAsiaTheme="majorEastAsia"/>
+                <w:color w:themeColor="background2" w:themeShade="80" w:val="767171"/>
+                <w:sz w:val="24"/>
+                <w:szCs w:val="24"/>
+              </w:rPr>
+            </w:pPr>
+            <w:r>
+              <w:rPr>
+                <w:rFonts w:eastAsia="" w:cs="" w:eastAsiaTheme="majorEastAsia"/>
+                <w:kern w:val="0"/>
+                <w:sz w:val="24"/>
+                <w:szCs w:val="24"/>
+                <w:lang w:val="es-CL" w:eastAsia="en-US" w:bidi="ar-SA"/>
+              </w:rPr>
+              <w:t>¿Cuáles son tus principales intereses profesionales? ¿Hay alguna área de desempeño que te interese más?</w:t>
+            </w:r>
+          </w:p>
+          <w:p>
+            <w:pPr>
+              <w:pStyle w:val="ListParagraph"/>
+              <w:widowControl/>
+              <w:tabs>
+                <w:tab w:val="clear" w:pos="708"/>
+                <w:tab w:val="left" w:pos="454" w:leader="none"/>
+              </w:tabs>
+              <w:suppressAutoHyphens w:val="true"/>
+              <w:spacing w:lineRule="auto" w:line="240" w:before="0" w:after="0"/>
+              <w:ind w:hanging="0" w:left="454"/>
+              <w:contextualSpacing/>
+              <w:jc w:val="both"/>
+              <w:rPr/>
+            </w:pPr>
+            <w:r>
+              <w:rPr/>
+            </w:r>
+          </w:p>
+          <w:p>
+            <w:pPr>
+              <w:pStyle w:val="ListParagraph"/>
+              <w:widowControl/>
+              <w:numPr>
+                <w:ilvl w:val="0"/>
+                <w:numId w:val="0"/>
+              </w:numPr>
+              <w:tabs>
+                <w:tab w:val="clear" w:pos="708"/>
+                <w:tab w:val="left" w:pos="454" w:leader="none"/>
+              </w:tabs>
+              <w:suppressAutoHyphens w:val="true"/>
+              <w:spacing w:lineRule="auto" w:line="240" w:before="0" w:after="0"/>
+              <w:ind w:hanging="0" w:left="454"/>
+              <w:contextualSpacing/>
+              <w:jc w:val="both"/>
+              <w:rPr>
+                <w:color w:val="000000"/>
+              </w:rPr>
+            </w:pPr>
+            <w:r>
+              <w:rPr>
+                <w:rFonts w:eastAsia="" w:cs="" w:eastAsiaTheme="majorEastAsia"/>
+                <w:color w:val="000000"/>
+                <w:kern w:val="0"/>
+                <w:sz w:val="24"/>
+                <w:szCs w:val="24"/>
+                <w:lang w:val="es-CL" w:eastAsia="en-US" w:bidi="ar-SA"/>
+              </w:rPr>
+              <w:t>Mis principales intereses profesionales son la ciberseguridad y ciencia de datos, aunque el area que mas me interesa es la ciberseguridad (area defensiva y ofensiva)Mis áreas de interés centrales son la ciberseguridad y la ciencia de datos. Sin embargo, mi foco principal es la ciberseguridad integral, abarcando tanto el enfoque defensivo (Blue Team: detección, monitoreo, hardening y respuesta a incidentes) como el ofensivo (Red Team: pentesting ético, auditoría y análisis de vulnerabilidades).</w:t>
+            </w:r>
+          </w:p>
+          <w:p>
+            <w:pPr>
+              <w:pStyle w:val="Normal"/>
+              <w:widowControl/>
+              <w:tabs>
+                <w:tab w:val="clear" w:pos="708"/>
+                <w:tab w:val="left" w:pos="454" w:leader="none"/>
+              </w:tabs>
+              <w:suppressAutoHyphens w:val="true"/>
+              <w:spacing w:lineRule="auto" w:line="240" w:before="0" w:after="0"/>
+              <w:jc w:val="both"/>
+              <w:rPr>
+                <w:rFonts w:eastAsia="" w:eastAsiaTheme="majorEastAsia"/>
+                <w:color w:themeColor="background2" w:themeShade="80" w:val="767171"/>
+                <w:sz w:val="24"/>
+                <w:szCs w:val="24"/>
+              </w:rPr>
+            </w:pPr>
+            <w:r>
+              <w:rPr>
+                <w:rFonts w:eastAsia="" w:eastAsiaTheme="majorEastAsia"/>
+                <w:color w:themeColor="background2" w:themeShade="80" w:val="767171"/>
+                <w:sz w:val="24"/>
+                <w:szCs w:val="24"/>
+              </w:rPr>
+            </w:r>
+          </w:p>
+          <w:p>
+            <w:pPr>
+              <w:pStyle w:val="Normal"/>
+              <w:widowControl/>
+              <w:tabs>
+                <w:tab w:val="clear" w:pos="708"/>
+                <w:tab w:val="left" w:pos="454" w:leader="none"/>
+              </w:tabs>
+              <w:suppressAutoHyphens w:val="true"/>
+              <w:spacing w:lineRule="auto" w:line="240" w:before="0" w:after="0"/>
+              <w:jc w:val="both"/>
+              <w:rPr>
+                <w:rFonts w:eastAsia="" w:eastAsiaTheme="majorEastAsia"/>
+                <w:color w:themeColor="background2" w:themeShade="80" w:val="767171"/>
+                <w:sz w:val="24"/>
+                <w:szCs w:val="24"/>
+              </w:rPr>
+            </w:pPr>
+            <w:r>
+              <w:rPr>
+                <w:rFonts w:eastAsia="" w:eastAsiaTheme="majorEastAsia"/>
+                <w:color w:themeColor="background2" w:themeShade="80" w:val="767171"/>
+                <w:sz w:val="24"/>
+                <w:szCs w:val="24"/>
+              </w:rPr>
+            </w:r>
+          </w:p>
+          <w:p>
+            <w:pPr>
+              <w:pStyle w:val="ListParagraph"/>
+              <w:widowControl/>
+              <w:numPr>
+                <w:ilvl w:val="0"/>
+                <w:numId w:val="1"/>
+              </w:numPr>
+              <w:tabs>
+                <w:tab w:val="clear" w:pos="708"/>
+                <w:tab w:val="left" w:pos="454" w:leader="none"/>
+              </w:tabs>
+              <w:suppressAutoHyphens w:val="true"/>
+              <w:spacing w:lineRule="auto" w:line="240" w:before="0" w:after="0"/>
+              <w:ind w:hanging="283" w:left="454"/>
+              <w:contextualSpacing/>
+              <w:jc w:val="both"/>
+              <w:rPr>
+                <w:rFonts w:eastAsia="" w:eastAsiaTheme="majorEastAsia"/>
+                <w:color w:themeColor="background2" w:themeShade="80" w:val="767171"/>
+                <w:sz w:val="24"/>
+                <w:szCs w:val="24"/>
+              </w:rPr>
+            </w:pPr>
+            <w:r>
+              <w:rPr>
+                <w:rFonts w:eastAsia="" w:cs="" w:eastAsiaTheme="majorEastAsia"/>
+                <w:kern w:val="0"/>
+                <w:sz w:val="24"/>
+                <w:szCs w:val="24"/>
+                <w:lang w:val="es-CL" w:eastAsia="en-US" w:bidi="ar-SA"/>
+              </w:rPr>
+              <w:t>¿Cuáles son las principales competencias que se relacionan con tus intereses profesionales? ¿Hay alguna de ellas que sientas que requieres especialmente fortalecer</w:t>
+            </w:r>
+          </w:p>
+          <w:p>
+            <w:pPr>
+              <w:pStyle w:val="ListParagraph"/>
+              <w:widowControl/>
+              <w:tabs>
+                <w:tab w:val="clear" w:pos="708"/>
+                <w:tab w:val="left" w:pos="454" w:leader="none"/>
+              </w:tabs>
+              <w:suppressAutoHyphens w:val="true"/>
+              <w:spacing w:lineRule="auto" w:line="240" w:before="0" w:after="0"/>
+              <w:ind w:hanging="283" w:left="454"/>
+              <w:contextualSpacing/>
+              <w:jc w:val="both"/>
+              <w:rPr>
+                <w:rFonts w:eastAsia="" w:eastAsiaTheme="majorEastAsia"/>
+                <w:color w:themeColor="background2" w:themeShade="80" w:val="767171"/>
+                <w:sz w:val="24"/>
+                <w:szCs w:val="24"/>
+              </w:rPr>
+            </w:pPr>
+            <w:r>
+              <w:rPr>
+                <w:rFonts w:eastAsia="" w:eastAsiaTheme="majorEastAsia"/>
+                <w:color w:themeColor="background2" w:themeShade="80" w:val="767171"/>
+                <w:sz w:val="24"/>
+                <w:szCs w:val="24"/>
+              </w:rPr>
+            </w:r>
+          </w:p>
+          <w:p>
+            <w:pPr>
+              <w:pStyle w:val="ListParagraph"/>
+              <w:widowControl/>
+              <w:numPr>
+                <w:ilvl w:val="0"/>
+                <w:numId w:val="0"/>
+              </w:numPr>
+              <w:tabs>
+                <w:tab w:val="clear" w:pos="708"/>
+                <w:tab w:val="left" w:pos="454" w:leader="none"/>
+              </w:tabs>
+              <w:suppressAutoHyphens w:val="true"/>
+              <w:spacing w:lineRule="auto" w:line="240" w:before="0" w:after="0"/>
+              <w:ind w:hanging="0" w:left="454"/>
+              <w:contextualSpacing/>
+              <w:jc w:val="both"/>
+              <w:rPr>
+                <w:rFonts w:eastAsia="" w:eastAsiaTheme="majorEastAsia"/>
+                <w:color w:themeColor="background2" w:themeShade="80" w:val="767171"/>
+                <w:sz w:val="24"/>
+                <w:szCs w:val="24"/>
+              </w:rPr>
+            </w:pPr>
+            <w:r>
+              <w:rPr>
+                <w:rFonts w:eastAsia="" w:cs="" w:eastAsiaTheme="majorEastAsia"/>
+                <w:kern w:val="0"/>
+                <w:sz w:val="24"/>
+                <w:szCs w:val="24"/>
+                <w:lang w:val="es-CL" w:eastAsia="en-US" w:bidi="ar-SA"/>
+              </w:rPr>
+              <w:t>Las principales que se relacionan son las siguientes:</w:t>
+            </w:r>
+          </w:p>
+          <w:p>
+            <w:pPr>
+              <w:pStyle w:val="ListParagraph"/>
+              <w:widowControl/>
+              <w:tabs>
+                <w:tab w:val="clear" w:pos="708"/>
+                <w:tab w:val="left" w:pos="454" w:leader="none"/>
+              </w:tabs>
+              <w:suppressAutoHyphens w:val="true"/>
+              <w:spacing w:lineRule="auto" w:line="240" w:before="0" w:after="0"/>
+              <w:ind w:hanging="283" w:left="454"/>
+              <w:contextualSpacing/>
+              <w:jc w:val="both"/>
+              <w:rPr>
+                <w:rFonts w:eastAsia="" w:eastAsiaTheme="majorEastAsia"/>
+                <w:color w:themeColor="background2" w:themeShade="80" w:val="767171"/>
+                <w:sz w:val="24"/>
+                <w:szCs w:val="24"/>
+              </w:rPr>
+            </w:pPr>
+            <w:r>
+              <w:rPr>
+                <w:rFonts w:eastAsia="" w:eastAsiaTheme="majorEastAsia"/>
+                <w:color w:themeColor="background2" w:themeShade="80" w:val="767171"/>
+                <w:sz w:val="24"/>
+                <w:szCs w:val="24"/>
+              </w:rPr>
+            </w:r>
+          </w:p>
+          <w:p>
+            <w:pPr>
+              <w:pStyle w:val="Normal"/>
+              <w:numPr>
+                <w:ilvl w:val="0"/>
+                <w:numId w:val="1"/>
+              </w:numPr>
+              <w:ind w:hanging="283" w:left="454"/>
+              <w:jc w:val="both"/>
+              <w:rPr>
+                <w:rFonts w:ascii="calibri" w:hAnsi="calibri"/>
+              </w:rPr>
+            </w:pPr>
+            <w:r>
+              <w:rPr>
+                <w:rFonts w:eastAsia="" w:cs="" w:ascii="calibri" w:hAnsi="calibri" w:eastAsiaTheme="majorEastAsia"/>
+                <w:kern w:val="0"/>
+                <w:sz w:val="24"/>
+                <w:szCs w:val="24"/>
+                <w:lang w:val="es-CL" w:eastAsia="en-US" w:bidi="ar-SA"/>
+              </w:rPr>
+              <w:t>Realizar pruebas de certificación tanto de los productos como de los procesos utilizando buenas prácticas definidas por la industria</w:t>
+            </w:r>
+          </w:p>
+          <w:p>
+            <w:pPr>
+              <w:pStyle w:val="Normal"/>
+              <w:numPr>
+                <w:ilvl w:val="0"/>
+                <w:numId w:val="1"/>
+              </w:numPr>
+              <w:ind w:hanging="283" w:left="454"/>
+              <w:jc w:val="both"/>
+              <w:rPr>
+                <w:rFonts w:ascii="calibri" w:hAnsi="calibri"/>
+              </w:rPr>
+            </w:pPr>
+            <w:r>
+              <w:rPr>
+                <w:rFonts w:eastAsia="" w:cs="" w:ascii="calibri" w:hAnsi="calibri" w:eastAsiaTheme="majorEastAsia"/>
+                <w:kern w:val="0"/>
+                <w:sz w:val="24"/>
+                <w:szCs w:val="24"/>
+                <w:lang w:val="es-CL" w:eastAsia="en-US" w:bidi="ar-SA"/>
+              </w:rPr>
+              <w:t>Resolver las vulnerabilidades sistémicas para asegurar que el software construido cumple las normas de seguridad exigidas por la industria.</w:t>
+            </w:r>
+          </w:p>
+          <w:p>
+            <w:pPr>
+              <w:pStyle w:val="Normal"/>
+              <w:widowControl/>
+              <w:tabs>
+                <w:tab w:val="clear" w:pos="708"/>
+                <w:tab w:val="left" w:pos="454" w:leader="none"/>
+              </w:tabs>
+              <w:suppressAutoHyphens w:val="true"/>
+              <w:spacing w:lineRule="auto" w:line="240" w:before="0" w:after="0"/>
+              <w:jc w:val="both"/>
+              <w:rPr>
+                <w:rFonts w:eastAsia="" w:eastAsiaTheme="majorEastAsia"/>
+                <w:color w:themeColor="background2" w:themeShade="80" w:val="767171"/>
+                <w:sz w:val="24"/>
+                <w:szCs w:val="24"/>
+              </w:rPr>
+            </w:pPr>
+            <w:r>
+              <w:rPr>
+                <w:rFonts w:eastAsia="" w:eastAsiaTheme="majorEastAsia"/>
+                <w:color w:themeColor="background2" w:themeShade="80" w:val="767171"/>
+                <w:sz w:val="24"/>
+                <w:szCs w:val="24"/>
+              </w:rPr>
+            </w:r>
+          </w:p>
+          <w:p>
+            <w:pPr>
+              <w:pStyle w:val="Normal"/>
+              <w:widowControl/>
+              <w:tabs>
+                <w:tab w:val="clear" w:pos="708"/>
+                <w:tab w:val="left" w:pos="454" w:leader="none"/>
+              </w:tabs>
+              <w:suppressAutoHyphens w:val="true"/>
+              <w:spacing w:lineRule="auto" w:line="240" w:before="0" w:after="0"/>
+              <w:jc w:val="both"/>
+              <w:rPr>
+                <w:rFonts w:eastAsia="" w:eastAsiaTheme="majorEastAsia"/>
+                <w:color w:themeColor="background2" w:themeShade="80" w:val="767171"/>
+                <w:sz w:val="24"/>
+                <w:szCs w:val="24"/>
+              </w:rPr>
+            </w:pPr>
+            <w:r>
+              <w:rPr>
+                <w:rFonts w:eastAsia="" w:eastAsiaTheme="majorEastAsia"/>
+                <w:color w:themeColor="background2" w:themeShade="80" w:val="767171"/>
+                <w:sz w:val="24"/>
+                <w:szCs w:val="24"/>
+              </w:rPr>
+            </w:r>
+          </w:p>
+          <w:p>
+            <w:pPr>
+              <w:pStyle w:val="Normal"/>
+              <w:widowControl/>
+              <w:tabs>
+                <w:tab w:val="clear" w:pos="708"/>
+                <w:tab w:val="left" w:pos="454" w:leader="none"/>
+              </w:tabs>
+              <w:suppressAutoHyphens w:val="true"/>
+              <w:spacing w:lineRule="auto" w:line="240" w:before="0" w:after="0"/>
+              <w:jc w:val="both"/>
+              <w:rPr>
+                <w:rFonts w:eastAsia="" w:eastAsiaTheme="majorEastAsia"/>
+                <w:color w:themeColor="background2" w:themeShade="80" w:val="767171"/>
+                <w:sz w:val="24"/>
+                <w:szCs w:val="24"/>
+              </w:rPr>
+            </w:pPr>
+            <w:r>
+              <w:rPr>
+                <w:rFonts w:eastAsia="" w:eastAsiaTheme="majorEastAsia"/>
+                <w:color w:themeColor="background2" w:themeShade="80" w:val="767171"/>
+                <w:sz w:val="24"/>
+                <w:szCs w:val="24"/>
+              </w:rPr>
+            </w:r>
+          </w:p>
+          <w:p>
+            <w:pPr>
+              <w:pStyle w:val="Normal"/>
+              <w:widowControl/>
+              <w:tabs>
+                <w:tab w:val="clear" w:pos="708"/>
+                <w:tab w:val="left" w:pos="454" w:leader="none"/>
+              </w:tabs>
+              <w:suppressAutoHyphens w:val="true"/>
+              <w:spacing w:lineRule="auto" w:line="240" w:before="0" w:after="0"/>
+              <w:jc w:val="both"/>
+              <w:rPr>
+                <w:rFonts w:eastAsia="" w:eastAsiaTheme="majorEastAsia"/>
+                <w:color w:themeColor="background2" w:themeShade="80" w:val="767171"/>
+                <w:sz w:val="24"/>
+                <w:szCs w:val="24"/>
+              </w:rPr>
+            </w:pPr>
+            <w:r>
+              <w:rPr>
+                <w:rFonts w:eastAsia="" w:eastAsiaTheme="majorEastAsia"/>
+                <w:color w:themeColor="background2" w:themeShade="80" w:val="767171"/>
+                <w:sz w:val="24"/>
+                <w:szCs w:val="24"/>
+              </w:rPr>
+            </w:r>
+          </w:p>
+          <w:p>
+            <w:pPr>
+              <w:pStyle w:val="Normal"/>
+              <w:widowControl/>
+              <w:tabs>
+                <w:tab w:val="clear" w:pos="708"/>
+                <w:tab w:val="left" w:pos="454" w:leader="none"/>
+              </w:tabs>
+              <w:suppressAutoHyphens w:val="true"/>
+              <w:spacing w:lineRule="auto" w:line="240" w:before="0" w:after="0"/>
+              <w:jc w:val="both"/>
+              <w:rPr>
+                <w:rFonts w:eastAsia="" w:eastAsiaTheme="majorEastAsia"/>
+                <w:color w:themeColor="background2" w:themeShade="80" w:val="767171"/>
+                <w:sz w:val="24"/>
+                <w:szCs w:val="24"/>
+              </w:rPr>
+            </w:pPr>
+            <w:r>
+              <w:rPr>
+                <w:rFonts w:eastAsia="" w:eastAsiaTheme="majorEastAsia"/>
+                <w:color w:themeColor="background2" w:themeShade="80" w:val="767171"/>
+                <w:sz w:val="24"/>
+                <w:szCs w:val="24"/>
+              </w:rPr>
+            </w:r>
+          </w:p>
+          <w:p>
+            <w:pPr>
+              <w:pStyle w:val="ListParagraph"/>
+              <w:widowControl/>
+              <w:numPr>
+                <w:ilvl w:val="0"/>
+                <w:numId w:val="1"/>
+              </w:numPr>
+              <w:tabs>
+                <w:tab w:val="clear" w:pos="708"/>
+                <w:tab w:val="left" w:pos="454" w:leader="none"/>
+              </w:tabs>
+              <w:suppressAutoHyphens w:val="true"/>
+              <w:spacing w:lineRule="auto" w:line="240" w:before="0" w:after="0"/>
+              <w:ind w:hanging="283" w:left="454"/>
+              <w:contextualSpacing/>
+              <w:jc w:val="both"/>
+              <w:rPr>
+                <w:rFonts w:eastAsia="" w:eastAsiaTheme="majorEastAsia"/>
+                <w:color w:themeColor="background2" w:themeShade="80" w:val="767171"/>
+                <w:sz w:val="24"/>
+                <w:szCs w:val="24"/>
+              </w:rPr>
+            </w:pPr>
+            <w:r>
+              <w:rPr>
+                <w:rFonts w:eastAsia="" w:cs="" w:eastAsiaTheme="majorEastAsia"/>
+                <w:kern w:val="0"/>
+                <w:sz w:val="24"/>
+                <w:szCs w:val="24"/>
+                <w:lang w:val="es-CL" w:eastAsia="en-US" w:bidi="ar-SA"/>
+              </w:rPr>
+              <w:t>¿Cómo te gustaría que fuera tu escenario laboral en 5 años más? ¿Qué te gustaría estar haciendo?</w:t>
+            </w:r>
+          </w:p>
+          <w:p>
+            <w:pPr>
+              <w:pStyle w:val="ListParagraph"/>
+              <w:widowControl/>
+              <w:tabs>
+                <w:tab w:val="clear" w:pos="708"/>
+                <w:tab w:val="left" w:pos="454" w:leader="none"/>
+              </w:tabs>
+              <w:suppressAutoHyphens w:val="true"/>
+              <w:spacing w:lineRule="auto" w:line="240" w:before="0" w:after="0"/>
+              <w:ind w:hanging="0" w:left="454"/>
+              <w:contextualSpacing/>
+              <w:jc w:val="both"/>
+              <w:rPr/>
+            </w:pPr>
+            <w:r>
+              <w:rPr/>
+            </w:r>
+          </w:p>
+          <w:p>
+            <w:pPr>
+              <w:pStyle w:val="ListParagraph"/>
+              <w:widowControl/>
+              <w:tabs>
+                <w:tab w:val="clear" w:pos="708"/>
+                <w:tab w:val="left" w:pos="454" w:leader="none"/>
+              </w:tabs>
+              <w:suppressAutoHyphens w:val="true"/>
+              <w:spacing w:lineRule="auto" w:line="240" w:before="0" w:after="0"/>
+              <w:ind w:hanging="0" w:left="454"/>
+              <w:contextualSpacing/>
+              <w:jc w:val="both"/>
+              <w:rPr/>
+            </w:pPr>
+            <w:r>
+              <w:rPr/>
+              <w:t>En 5 años mas me gustaria estar trabajando en una empresa relacionada con la ciberseguridad, preferiblemente en un pais de afuera, pero no me incomodaria trabajar aca en chile</w:t>
+            </w:r>
+          </w:p>
+          <w:p>
+            <w:pPr>
+              <w:pStyle w:val="Normal"/>
+              <w:widowControl/>
+              <w:tabs>
+                <w:tab w:val="clear" w:pos="708"/>
+                <w:tab w:val="left" w:pos="454" w:leader="none"/>
+              </w:tabs>
+              <w:suppressAutoHyphens w:val="true"/>
+              <w:spacing w:lineRule="auto" w:line="240" w:before="0" w:after="0"/>
+              <w:jc w:val="both"/>
+              <w:rPr>
+                <w:rFonts w:eastAsia="" w:eastAsiaTheme="majorEastAsia"/>
+                <w:color w:themeColor="background2" w:themeShade="80" w:val="767171"/>
+                <w:sz w:val="24"/>
+                <w:szCs w:val="24"/>
+              </w:rPr>
+            </w:pPr>
+            <w:r>
+              <w:rPr>
+                <w:b/>
+                <w:bCs/>
+                <w:color w:themeColor="accent1" w:themeShade="80" w:val="1F4E79"/>
+              </w:rPr>
+            </w:r>
+          </w:p>
+        </w:tc>
+      </w:tr>
+      <w:tr>
+        <w:trPr>
+          <w:trHeight w:val="384" w:hRule="atLeast"/>
+        </w:trPr>
+        <w:tc>
+          <w:tcPr>
+            <w:tcW w:w="10076" w:type="dxa"/>
+            <w:tcBorders>
+              <w:top w:val="nil"/>
+              <w:left w:val="single" w:sz="4" w:space="0" w:color="BFBFBF"/>
+              <w:bottom w:val="single" w:sz="4" w:space="0" w:color="BFBFBF"/>
+              <w:right w:val="single" w:sz="4" w:space="0" w:color="BFBFBF"/>
+            </w:tcBorders>
+            <w:shd w:color="auto" w:fill="DEEAF6" w:themeFill="accent1" w:themeFillTint="33" w:val="clear"/>
+            <w:vAlign w:val="center"/>
+          </w:tcPr>
+          <w:p>
+            <w:pPr>
+              <w:pStyle w:val="Normal"/>
+              <w:widowControl/>
+              <w:suppressAutoHyphens w:val="true"/>
+              <w:spacing w:lineRule="auto" w:line="240" w:before="0" w:after="0"/>
+              <w:jc w:val="left"/>
+              <w:rPr>
+                <w:rFonts w:eastAsia="" w:eastAsiaTheme="majorEastAsia"/>
+                <w:color w:themeColor="background2" w:themeShade="80" w:val="767171"/>
+                <w:sz w:val="24"/>
+                <w:szCs w:val="24"/>
+              </w:rPr>
+            </w:pPr>
+            <w:r>
+              <w:rPr>
+                <w:rFonts w:eastAsia="" w:eastAsiaTheme="majorEastAsia"/>
+                <w:color w:themeColor="background2" w:themeShade="80" w:val="767171"/>
+                <w:sz w:val="24"/>
+                <w:szCs w:val="24"/>
+              </w:rPr>
+            </w:r>
+          </w:p>
+        </w:tc>
+      </w:tr>
+    </w:tbl>
     <w:p>
       <w:pPr>
         <w:pStyle w:val="Normal"/>
         <w:spacing w:lineRule="auto" w:line="360" w:before="0" w:after="0"/>
         <w:jc w:val="both"/>
         <w:rPr>
-          <w:b/>
-          <w:bCs/>
+          <w:color w:themeColor="text1" w:themeTint="a6" w:val="595959"/>
           <w:sz w:val="24"/>
           <w:szCs w:val="24"/>
+          <w:lang w:eastAsia="ja-JP"/>
         </w:rPr>
       </w:pPr>
       <w:r>
         <w:rPr>
-          <w:b/>
-          <w:bCs/>
+          <w:color w:themeColor="text1" w:themeTint="a6" w:val="595959"/>
           <w:sz w:val="24"/>
           <w:szCs w:val="24"/>
-        </w:rPr>
-      </w:r>
-    </w:p>
-    <w:p>
-      <w:pPr>
-        <w:pStyle w:val="Normal"/>
-        <w:spacing w:lineRule="auto" w:line="360" w:before="0" w:after="0"/>
-        <w:jc w:val="both"/>
-        <w:rPr>
-          <w:b/>
-          <w:bCs/>
-          <w:sz w:val="24"/>
-          <w:szCs w:val="24"/>
-        </w:rPr>
-      </w:pPr>
-      <w:r>
-        <w:rPr>
-          <w:b/>
-          <w:bCs/>
-          <w:sz w:val="24"/>
-          <w:szCs w:val="24"/>
-        </w:rPr>
-      </w:r>
-    </w:p>
-    <w:p>
-      <w:pPr>
-        <w:pStyle w:val="Normal"/>
-        <w:spacing w:lineRule="auto" w:line="360" w:before="0" w:after="0"/>
-        <w:jc w:val="both"/>
-        <w:rPr>
-          <w:b/>
-          <w:bCs/>
-          <w:sz w:val="24"/>
-          <w:szCs w:val="24"/>
-        </w:rPr>
-      </w:pPr>
-      <w:r>
-        <w:rPr>
-          <w:b/>
-          <w:bCs/>
-          <w:sz w:val="24"/>
-          <w:szCs w:val="24"/>
+          <w:lang w:eastAsia="ja-JP"/>
         </w:rPr>
       </w:r>
     </w:p>
@@ -1947,12 +2174,13 @@
               <w:spacing w:lineRule="auto" w:line="240" w:before="0" w:after="0"/>
               <w:jc w:val="both"/>
               <w:rPr>
-                <w:rFonts w:eastAsia="" w:eastAsiaTheme="majorEastAsia"/>
-                <w:color w:themeColor="background2" w:themeShade="80" w:val="767171"/>
-                <w:sz w:val="24"/>
-                <w:szCs w:val="24"/>
-              </w:rPr>
-            </w:pPr>
+                <w:rFonts w:ascii="Century Gothic" w:hAnsi="Century Gothic"/>
+                <w:sz w:val="20"/>
+                <w:szCs w:val="20"/>
+              </w:rPr>
+            </w:pPr>
+            <w:bookmarkStart w:id="0" w:name="_GoBack"/>
+            <w:bookmarkEnd w:id="0"/>
             <w:r>
               <w:rPr>
                 <w:rFonts w:eastAsia="" w:cs="" w:eastAsiaTheme="majorEastAsia"/>
@@ -1961,7 +2189,7 @@
                 <w:szCs w:val="24"/>
                 <w:lang w:val="es-CL" w:eastAsia="en-US" w:bidi="ar-SA"/>
               </w:rPr>
-              <w:t>3. A partir de las respuestas anteriores y el perfil de egreso de tu carrera (competencias), responde las siguientes preguntas:</w:t>
+              <w:t>4. Finalmente, piensa en el proyecto que desarrollarás en APT y responde a las siguientes preguntas:</w:t>
             </w:r>
           </w:p>
         </w:tc>
@@ -2037,7 +2265,116 @@
                 <w:szCs w:val="24"/>
                 <w:lang w:val="es-CL" w:eastAsia="en-US" w:bidi="ar-SA"/>
               </w:rPr>
-              <w:t>¿Cuáles son tus principales intereses profesionales? ¿Hay alguna área de desempeño que te interese más?</w:t>
+              <w:t>Los Proyectos APT que ya habías diseñado como plan de trabajo en el curso anterior, ¿se relacionan con tus proyecciones profesionales actuales? ¿cuál se relaciona más? ¿Requiere ajuste?</w:t>
+            </w:r>
+          </w:p>
+          <w:p>
+            <w:pPr>
+              <w:pStyle w:val="Normal"/>
+              <w:widowControl/>
+              <w:tabs>
+                <w:tab w:val="clear" w:pos="708"/>
+                <w:tab w:val="left" w:pos="454" w:leader="none"/>
+              </w:tabs>
+              <w:suppressAutoHyphens w:val="true"/>
+              <w:spacing w:lineRule="auto" w:line="240" w:before="0" w:after="0"/>
+              <w:jc w:val="both"/>
+              <w:rPr>
+                <w:rFonts w:eastAsia="" w:eastAsiaTheme="majorEastAsia"/>
+                <w:color w:themeColor="background2" w:themeShade="80" w:val="767171"/>
+                <w:sz w:val="24"/>
+                <w:szCs w:val="24"/>
+              </w:rPr>
+            </w:pPr>
+            <w:r>
+              <w:rPr>
+                <w:rFonts w:eastAsia="" w:eastAsiaTheme="majorEastAsia"/>
+                <w:color w:themeColor="background2" w:themeShade="80" w:val="767171"/>
+                <w:sz w:val="24"/>
+                <w:szCs w:val="24"/>
+              </w:rPr>
+            </w:r>
+          </w:p>
+          <w:p>
+            <w:pPr>
+              <w:pStyle w:val="Normal"/>
+              <w:widowControl/>
+              <w:tabs>
+                <w:tab w:val="clear" w:pos="708"/>
+                <w:tab w:val="left" w:pos="454" w:leader="none"/>
+              </w:tabs>
+              <w:suppressAutoHyphens w:val="true"/>
+              <w:spacing w:lineRule="auto" w:line="240" w:before="0" w:after="0"/>
+              <w:jc w:val="both"/>
+              <w:rPr>
+                <w:rFonts w:eastAsia="" w:eastAsiaTheme="majorEastAsia"/>
+                <w:color w:val="000000"/>
+                <w:sz w:val="24"/>
+                <w:szCs w:val="24"/>
+              </w:rPr>
+            </w:pPr>
+            <w:r>
+              <w:rPr>
+                <w:rFonts w:eastAsia="" w:eastAsiaTheme="majorEastAsia"/>
+                <w:color w:val="000000"/>
+                <w:sz w:val="24"/>
+                <w:szCs w:val="24"/>
+              </w:rPr>
+              <w:t>El proyecto diseñado en el curso anterior se relaciona con mis proyecciones profesionales actuales y futuras, pero siento que falta mucho por avanzar. Asi que si requiere ajustes</w:t>
+            </w:r>
+          </w:p>
+          <w:p>
+            <w:pPr>
+              <w:pStyle w:val="Normal"/>
+              <w:widowControl/>
+              <w:tabs>
+                <w:tab w:val="clear" w:pos="708"/>
+                <w:tab w:val="left" w:pos="454" w:leader="none"/>
+              </w:tabs>
+              <w:suppressAutoHyphens w:val="true"/>
+              <w:spacing w:lineRule="auto" w:line="240" w:before="0" w:after="0"/>
+              <w:jc w:val="both"/>
+              <w:rPr>
+                <w:rFonts w:eastAsia="" w:eastAsiaTheme="majorEastAsia"/>
+                <w:color w:val="000000"/>
+                <w:sz w:val="24"/>
+                <w:szCs w:val="24"/>
+              </w:rPr>
+            </w:pPr>
+            <w:r>
+              <w:rPr>
+                <w:rFonts w:eastAsia="" w:eastAsiaTheme="majorEastAsia"/>
+                <w:color w:val="000000"/>
+                <w:sz w:val="24"/>
+                <w:szCs w:val="24"/>
+              </w:rPr>
+            </w:r>
+          </w:p>
+          <w:p>
+            <w:pPr>
+              <w:pStyle w:val="Normal"/>
+              <w:widowControl/>
+              <w:tabs>
+                <w:tab w:val="clear" w:pos="708"/>
+                <w:tab w:val="left" w:pos="454" w:leader="none"/>
+              </w:tabs>
+              <w:suppressAutoHyphens w:val="true"/>
+              <w:spacing w:lineRule="auto" w:line="240" w:before="0" w:after="0"/>
+              <w:jc w:val="both"/>
+              <w:rPr>
+                <w:rFonts w:eastAsia="" w:eastAsiaTheme="majorEastAsia"/>
+                <w:color w:themeColor="background2" w:themeShade="80" w:val="767171"/>
+                <w:sz w:val="24"/>
+                <w:szCs w:val="24"/>
+              </w:rPr>
+            </w:pPr>
+            <w:r>
+              <w:rPr>
+                <w:rFonts w:eastAsia="" w:eastAsiaTheme="majorEastAsia"/>
+                <w:color w:themeColor="background2" w:themeShade="80" w:val="767171"/>
+                <w:sz w:val="24"/>
+                <w:szCs w:val="24"/>
+              </w:rPr>
             </w:r>
           </w:p>
           <w:p>
@@ -2058,1369 +2395,6 @@
               <w:contextualSpacing/>
               <w:jc w:val="both"/>
               <w:rPr>
-                <w:color w:val="000000"/>
-              </w:rPr>
-            </w:pPr>
-            <w:r>
-              <w:rPr>
-                <w:rFonts w:eastAsia="" w:cs="" w:eastAsiaTheme="majorEastAsia"/>
-                <w:color w:val="000000"/>
-                <w:kern w:val="0"/>
-                <w:sz w:val="24"/>
-                <w:szCs w:val="24"/>
-                <w:lang w:val="es-CL" w:eastAsia="en-US" w:bidi="ar-SA"/>
-              </w:rPr>
-              <w:t>Mis principales intereses profesionales son la ciberseguridad y ciencia de datos, aunque el area que mas me interesa es la ciberseguridad (area defensiva y ofensiva)</w:t>
-            </w:r>
-          </w:p>
-          <w:p>
-            <w:pPr>
-              <w:pStyle w:val="Normal"/>
-              <w:widowControl/>
-              <w:tabs>
-                <w:tab w:val="clear" w:pos="708"/>
-                <w:tab w:val="left" w:pos="454" w:leader="none"/>
-              </w:tabs>
-              <w:suppressAutoHyphens w:val="true"/>
-              <w:spacing w:lineRule="auto" w:line="240" w:before="0" w:after="0"/>
-              <w:jc w:val="both"/>
-              <w:rPr>
-                <w:rFonts w:eastAsia="" w:eastAsiaTheme="majorEastAsia"/>
-                <w:color w:themeColor="background2" w:themeShade="80" w:val="767171"/>
-                <w:sz w:val="24"/>
-                <w:szCs w:val="24"/>
-              </w:rPr>
-            </w:pPr>
-            <w:r>
-              <w:rPr>
-                <w:rFonts w:eastAsia="" w:eastAsiaTheme="majorEastAsia"/>
-                <w:color w:themeColor="background2" w:themeShade="80" w:val="767171"/>
-                <w:sz w:val="24"/>
-                <w:szCs w:val="24"/>
-              </w:rPr>
-            </w:r>
-          </w:p>
-          <w:p>
-            <w:pPr>
-              <w:pStyle w:val="Normal"/>
-              <w:widowControl/>
-              <w:tabs>
-                <w:tab w:val="clear" w:pos="708"/>
-                <w:tab w:val="left" w:pos="454" w:leader="none"/>
-              </w:tabs>
-              <w:suppressAutoHyphens w:val="true"/>
-              <w:spacing w:lineRule="auto" w:line="240" w:before="0" w:after="0"/>
-              <w:jc w:val="both"/>
-              <w:rPr>
-                <w:rFonts w:eastAsia="" w:eastAsiaTheme="majorEastAsia"/>
-                <w:color w:themeColor="background2" w:themeShade="80" w:val="767171"/>
-                <w:sz w:val="24"/>
-                <w:szCs w:val="24"/>
-              </w:rPr>
-            </w:pPr>
-            <w:r>
-              <w:rPr>
-                <w:rFonts w:eastAsia="" w:eastAsiaTheme="majorEastAsia"/>
-                <w:color w:themeColor="background2" w:themeShade="80" w:val="767171"/>
-                <w:sz w:val="24"/>
-                <w:szCs w:val="24"/>
-              </w:rPr>
-            </w:r>
-          </w:p>
-          <w:p>
-            <w:pPr>
-              <w:pStyle w:val="Normal"/>
-              <w:widowControl/>
-              <w:tabs>
-                <w:tab w:val="clear" w:pos="708"/>
-                <w:tab w:val="left" w:pos="454" w:leader="none"/>
-              </w:tabs>
-              <w:suppressAutoHyphens w:val="true"/>
-              <w:spacing w:lineRule="auto" w:line="240" w:before="0" w:after="0"/>
-              <w:jc w:val="both"/>
-              <w:rPr>
-                <w:rFonts w:eastAsia="" w:eastAsiaTheme="majorEastAsia"/>
-                <w:color w:themeColor="background2" w:themeShade="80" w:val="767171"/>
-                <w:sz w:val="24"/>
-                <w:szCs w:val="24"/>
-              </w:rPr>
-            </w:pPr>
-            <w:r>
-              <w:rPr>
-                <w:rFonts w:eastAsia="" w:eastAsiaTheme="majorEastAsia"/>
-                <w:color w:themeColor="background2" w:themeShade="80" w:val="767171"/>
-                <w:sz w:val="24"/>
-                <w:szCs w:val="24"/>
-              </w:rPr>
-            </w:r>
-          </w:p>
-          <w:p>
-            <w:pPr>
-              <w:pStyle w:val="Normal"/>
-              <w:widowControl/>
-              <w:tabs>
-                <w:tab w:val="clear" w:pos="708"/>
-                <w:tab w:val="left" w:pos="454" w:leader="none"/>
-              </w:tabs>
-              <w:suppressAutoHyphens w:val="true"/>
-              <w:spacing w:lineRule="auto" w:line="240" w:before="0" w:after="0"/>
-              <w:jc w:val="both"/>
-              <w:rPr>
-                <w:rFonts w:eastAsia="" w:eastAsiaTheme="majorEastAsia"/>
-                <w:color w:themeColor="background2" w:themeShade="80" w:val="767171"/>
-                <w:sz w:val="24"/>
-                <w:szCs w:val="24"/>
-              </w:rPr>
-            </w:pPr>
-            <w:r>
-              <w:rPr>
-                <w:rFonts w:eastAsia="" w:eastAsiaTheme="majorEastAsia"/>
-                <w:color w:themeColor="background2" w:themeShade="80" w:val="767171"/>
-                <w:sz w:val="24"/>
-                <w:szCs w:val="24"/>
-              </w:rPr>
-            </w:r>
-          </w:p>
-          <w:p>
-            <w:pPr>
-              <w:pStyle w:val="Normal"/>
-              <w:widowControl/>
-              <w:tabs>
-                <w:tab w:val="clear" w:pos="708"/>
-                <w:tab w:val="left" w:pos="454" w:leader="none"/>
-              </w:tabs>
-              <w:suppressAutoHyphens w:val="true"/>
-              <w:spacing w:lineRule="auto" w:line="240" w:before="0" w:after="0"/>
-              <w:jc w:val="both"/>
-              <w:rPr>
-                <w:rFonts w:eastAsia="" w:eastAsiaTheme="majorEastAsia"/>
-                <w:color w:themeColor="background2" w:themeShade="80" w:val="767171"/>
-                <w:sz w:val="24"/>
-                <w:szCs w:val="24"/>
-              </w:rPr>
-            </w:pPr>
-            <w:r>
-              <w:rPr>
-                <w:rFonts w:eastAsia="" w:eastAsiaTheme="majorEastAsia"/>
-                <w:color w:themeColor="background2" w:themeShade="80" w:val="767171"/>
-                <w:sz w:val="24"/>
-                <w:szCs w:val="24"/>
-              </w:rPr>
-            </w:r>
-          </w:p>
-          <w:p>
-            <w:pPr>
-              <w:pStyle w:val="Normal"/>
-              <w:widowControl/>
-              <w:tabs>
-                <w:tab w:val="clear" w:pos="708"/>
-                <w:tab w:val="left" w:pos="454" w:leader="none"/>
-              </w:tabs>
-              <w:suppressAutoHyphens w:val="true"/>
-              <w:spacing w:lineRule="auto" w:line="240" w:before="0" w:after="0"/>
-              <w:jc w:val="both"/>
-              <w:rPr>
-                <w:rFonts w:eastAsia="" w:eastAsiaTheme="majorEastAsia"/>
-                <w:color w:themeColor="background2" w:themeShade="80" w:val="767171"/>
-                <w:sz w:val="24"/>
-                <w:szCs w:val="24"/>
-              </w:rPr>
-            </w:pPr>
-            <w:r>
-              <w:rPr>
-                <w:rFonts w:eastAsia="" w:eastAsiaTheme="majorEastAsia"/>
-                <w:color w:themeColor="background2" w:themeShade="80" w:val="767171"/>
-                <w:sz w:val="24"/>
-                <w:szCs w:val="24"/>
-              </w:rPr>
-            </w:r>
-          </w:p>
-          <w:p>
-            <w:pPr>
-              <w:pStyle w:val="Normal"/>
-              <w:widowControl/>
-              <w:tabs>
-                <w:tab w:val="clear" w:pos="708"/>
-                <w:tab w:val="left" w:pos="454" w:leader="none"/>
-              </w:tabs>
-              <w:suppressAutoHyphens w:val="true"/>
-              <w:spacing w:lineRule="auto" w:line="240" w:before="0" w:after="0"/>
-              <w:jc w:val="both"/>
-              <w:rPr>
-                <w:rFonts w:eastAsia="" w:eastAsiaTheme="majorEastAsia"/>
-                <w:color w:themeColor="background2" w:themeShade="80" w:val="767171"/>
-                <w:sz w:val="24"/>
-                <w:szCs w:val="24"/>
-              </w:rPr>
-            </w:pPr>
-            <w:r>
-              <w:rPr>
-                <w:rFonts w:eastAsia="" w:eastAsiaTheme="majorEastAsia"/>
-                <w:color w:themeColor="background2" w:themeShade="80" w:val="767171"/>
-                <w:sz w:val="24"/>
-                <w:szCs w:val="24"/>
-              </w:rPr>
-            </w:r>
-          </w:p>
-          <w:p>
-            <w:pPr>
-              <w:pStyle w:val="Normal"/>
-              <w:widowControl/>
-              <w:tabs>
-                <w:tab w:val="clear" w:pos="708"/>
-                <w:tab w:val="left" w:pos="454" w:leader="none"/>
-              </w:tabs>
-              <w:suppressAutoHyphens w:val="true"/>
-              <w:spacing w:lineRule="auto" w:line="240" w:before="0" w:after="0"/>
-              <w:jc w:val="both"/>
-              <w:rPr>
-                <w:rFonts w:eastAsia="" w:eastAsiaTheme="majorEastAsia"/>
-                <w:color w:themeColor="background2" w:themeShade="80" w:val="767171"/>
-                <w:sz w:val="24"/>
-                <w:szCs w:val="24"/>
-              </w:rPr>
-            </w:pPr>
-            <w:r>
-              <w:rPr>
-                <w:rFonts w:eastAsia="" w:eastAsiaTheme="majorEastAsia"/>
-                <w:color w:themeColor="background2" w:themeShade="80" w:val="767171"/>
-                <w:sz w:val="24"/>
-                <w:szCs w:val="24"/>
-              </w:rPr>
-            </w:r>
-          </w:p>
-          <w:p>
-            <w:pPr>
-              <w:pStyle w:val="ListParagraph"/>
-              <w:widowControl/>
-              <w:numPr>
-                <w:ilvl w:val="0"/>
-                <w:numId w:val="1"/>
-              </w:numPr>
-              <w:tabs>
-                <w:tab w:val="clear" w:pos="708"/>
-                <w:tab w:val="left" w:pos="454" w:leader="none"/>
-              </w:tabs>
-              <w:suppressAutoHyphens w:val="true"/>
-              <w:spacing w:lineRule="auto" w:line="240" w:before="0" w:after="0"/>
-              <w:ind w:hanging="283" w:left="454"/>
-              <w:contextualSpacing/>
-              <w:jc w:val="both"/>
-              <w:rPr>
-                <w:rFonts w:eastAsia="" w:eastAsiaTheme="majorEastAsia"/>
-                <w:color w:themeColor="background2" w:themeShade="80" w:val="767171"/>
-                <w:sz w:val="24"/>
-                <w:szCs w:val="24"/>
-              </w:rPr>
-            </w:pPr>
-            <w:r>
-              <w:rPr>
-                <w:rFonts w:eastAsia="" w:cs="" w:eastAsiaTheme="majorEastAsia"/>
-                <w:kern w:val="0"/>
-                <w:sz w:val="24"/>
-                <w:szCs w:val="24"/>
-                <w:lang w:val="es-CL" w:eastAsia="en-US" w:bidi="ar-SA"/>
-              </w:rPr>
-              <w:t>¿Cuáles son las principales competencias que se relacionan con tus intereses profesionales? ¿Hay alguna de ellas que sientas que requieres especialmente fortalecer</w:t>
-            </w:r>
-          </w:p>
-          <w:p>
-            <w:pPr>
-              <w:pStyle w:val="ListParagraph"/>
-              <w:widowControl/>
-              <w:tabs>
-                <w:tab w:val="clear" w:pos="708"/>
-                <w:tab w:val="left" w:pos="454" w:leader="none"/>
-              </w:tabs>
-              <w:suppressAutoHyphens w:val="true"/>
-              <w:spacing w:lineRule="auto" w:line="240" w:before="0" w:after="0"/>
-              <w:ind w:hanging="283" w:left="454"/>
-              <w:contextualSpacing/>
-              <w:jc w:val="both"/>
-              <w:rPr>
-                <w:rFonts w:eastAsia="" w:eastAsiaTheme="majorEastAsia"/>
-                <w:color w:themeColor="background2" w:themeShade="80" w:val="767171"/>
-                <w:sz w:val="24"/>
-                <w:szCs w:val="24"/>
-              </w:rPr>
-            </w:pPr>
-            <w:r>
-              <w:rPr/>
-            </w:r>
-          </w:p>
-          <w:p>
-            <w:pPr>
-              <w:pStyle w:val="ListParagraph"/>
-              <w:widowControl/>
-              <w:tabs>
-                <w:tab w:val="clear" w:pos="708"/>
-                <w:tab w:val="left" w:pos="454" w:leader="none"/>
-              </w:tabs>
-              <w:suppressAutoHyphens w:val="true"/>
-              <w:spacing w:lineRule="auto" w:line="240" w:before="0" w:after="0"/>
-              <w:ind w:hanging="283" w:left="454"/>
-              <w:contextualSpacing/>
-              <w:jc w:val="both"/>
-              <w:rPr>
-                <w:rFonts w:eastAsia="" w:eastAsiaTheme="majorEastAsia"/>
-                <w:color w:themeColor="background2" w:themeShade="80" w:val="767171"/>
-                <w:sz w:val="24"/>
-                <w:szCs w:val="24"/>
-              </w:rPr>
-            </w:pPr>
-            <w:r>
-              <w:rPr/>
-            </w:r>
-          </w:p>
-          <w:p>
-            <w:pPr>
-              <w:pStyle w:val="ListParagraph"/>
-              <w:widowControl/>
-              <w:numPr>
-                <w:ilvl w:val="0"/>
-                <w:numId w:val="0"/>
-              </w:numPr>
-              <w:tabs>
-                <w:tab w:val="clear" w:pos="708"/>
-                <w:tab w:val="left" w:pos="454" w:leader="none"/>
-              </w:tabs>
-              <w:suppressAutoHyphens w:val="true"/>
-              <w:spacing w:lineRule="auto" w:line="240" w:before="0" w:after="0"/>
-              <w:ind w:hanging="0" w:left="454"/>
-              <w:contextualSpacing/>
-              <w:jc w:val="both"/>
-              <w:rPr>
-                <w:rFonts w:eastAsia="" w:eastAsiaTheme="majorEastAsia"/>
-                <w:color w:themeColor="background2" w:themeShade="80" w:val="767171"/>
-                <w:sz w:val="24"/>
-                <w:szCs w:val="24"/>
-              </w:rPr>
-            </w:pPr>
-            <w:r>
-              <w:rPr>
-                <w:rFonts w:eastAsia="" w:cs="" w:eastAsiaTheme="majorEastAsia"/>
-                <w:kern w:val="0"/>
-                <w:sz w:val="24"/>
-                <w:szCs w:val="24"/>
-                <w:lang w:val="es-CL" w:eastAsia="en-US" w:bidi="ar-SA"/>
-              </w:rPr>
-              <w:t>Las principales que se relacionan son las siguientes:</w:t>
-            </w:r>
-          </w:p>
-          <w:p>
-            <w:pPr>
-              <w:pStyle w:val="ListParagraph"/>
-              <w:widowControl/>
-              <w:tabs>
-                <w:tab w:val="clear" w:pos="708"/>
-                <w:tab w:val="left" w:pos="454" w:leader="none"/>
-              </w:tabs>
-              <w:suppressAutoHyphens w:val="true"/>
-              <w:spacing w:lineRule="auto" w:line="240" w:before="0" w:after="0"/>
-              <w:ind w:hanging="283" w:left="454"/>
-              <w:contextualSpacing/>
-              <w:jc w:val="both"/>
-              <w:rPr>
-                <w:rFonts w:eastAsia="" w:eastAsiaTheme="majorEastAsia"/>
-                <w:color w:themeColor="background2" w:themeShade="80" w:val="767171"/>
-                <w:sz w:val="24"/>
-                <w:szCs w:val="24"/>
-              </w:rPr>
-            </w:pPr>
-            <w:r>
-              <w:rPr/>
-            </w:r>
-          </w:p>
-          <w:p>
-            <w:pPr>
-              <w:pStyle w:val="Normal"/>
-              <w:numPr>
-                <w:ilvl w:val="0"/>
-                <w:numId w:val="1"/>
-              </w:numPr>
-              <w:ind w:hanging="283" w:left="454"/>
-              <w:jc w:val="both"/>
-              <w:rPr>
-                <w:rFonts w:ascii="Cambria" w:hAnsi="Cambria"/>
-              </w:rPr>
-            </w:pPr>
-            <w:r>
-              <w:rPr>
-                <w:rFonts w:eastAsia="" w:cs="" w:ascii="Cambria" w:hAnsi="Cambria" w:eastAsiaTheme="majorEastAsia"/>
-                <w:kern w:val="0"/>
-                <w:sz w:val="24"/>
-                <w:szCs w:val="24"/>
-                <w:lang w:val="es-CL" w:eastAsia="en-US" w:bidi="ar-SA"/>
-              </w:rPr>
-              <w:t>Realizar pruebas de certificación tanto de los productos como de los procesos utilizando buenas prácticas definidas por la industria</w:t>
-            </w:r>
-          </w:p>
-          <w:p>
-            <w:pPr>
-              <w:pStyle w:val="Normal"/>
-              <w:numPr>
-                <w:ilvl w:val="0"/>
-                <w:numId w:val="1"/>
-              </w:numPr>
-              <w:ind w:hanging="283" w:left="454"/>
-              <w:jc w:val="both"/>
-              <w:rPr>
-                <w:rFonts w:ascii="Cambria" w:hAnsi="Cambria"/>
-              </w:rPr>
-            </w:pPr>
-            <w:r>
-              <w:rPr>
-                <w:rFonts w:eastAsia="" w:cs="" w:ascii="Cambria" w:hAnsi="Cambria" w:eastAsiaTheme="majorEastAsia"/>
-                <w:kern w:val="0"/>
-                <w:sz w:val="24"/>
-                <w:szCs w:val="24"/>
-                <w:lang w:val="es-CL" w:eastAsia="en-US" w:bidi="ar-SA"/>
-              </w:rPr>
-              <w:t>Resolver las vulnerabilidades sistémicas para asegurar que el software construido cumple las normas de seguridad exigidas por la industria.</w:t>
-            </w:r>
-          </w:p>
-          <w:p>
-            <w:pPr>
-              <w:pStyle w:val="Normal"/>
-              <w:widowControl/>
-              <w:tabs>
-                <w:tab w:val="clear" w:pos="708"/>
-                <w:tab w:val="left" w:pos="454" w:leader="none"/>
-              </w:tabs>
-              <w:suppressAutoHyphens w:val="true"/>
-              <w:spacing w:lineRule="auto" w:line="240" w:before="0" w:after="0"/>
-              <w:jc w:val="both"/>
-              <w:rPr>
-                <w:rFonts w:eastAsia="" w:eastAsiaTheme="majorEastAsia"/>
-                <w:color w:themeColor="background2" w:themeShade="80" w:val="767171"/>
-                <w:sz w:val="24"/>
-                <w:szCs w:val="24"/>
-              </w:rPr>
-            </w:pPr>
-            <w:r>
-              <w:rPr>
-                <w:rFonts w:eastAsia="" w:eastAsiaTheme="majorEastAsia"/>
-                <w:color w:themeColor="background2" w:themeShade="80" w:val="767171"/>
-                <w:sz w:val="24"/>
-                <w:szCs w:val="24"/>
-              </w:rPr>
-            </w:r>
-          </w:p>
-          <w:p>
-            <w:pPr>
-              <w:pStyle w:val="Normal"/>
-              <w:widowControl/>
-              <w:tabs>
-                <w:tab w:val="clear" w:pos="708"/>
-                <w:tab w:val="left" w:pos="454" w:leader="none"/>
-              </w:tabs>
-              <w:suppressAutoHyphens w:val="true"/>
-              <w:spacing w:lineRule="auto" w:line="240" w:before="0" w:after="0"/>
-              <w:jc w:val="both"/>
-              <w:rPr>
-                <w:rFonts w:eastAsia="" w:eastAsiaTheme="majorEastAsia"/>
-                <w:color w:themeColor="background2" w:themeShade="80" w:val="767171"/>
-                <w:sz w:val="24"/>
-                <w:szCs w:val="24"/>
-              </w:rPr>
-            </w:pPr>
-            <w:r>
-              <w:rPr>
-                <w:rFonts w:eastAsia="" w:eastAsiaTheme="majorEastAsia"/>
-                <w:color w:themeColor="background2" w:themeShade="80" w:val="767171"/>
-                <w:sz w:val="24"/>
-                <w:szCs w:val="24"/>
-              </w:rPr>
-            </w:r>
-          </w:p>
-          <w:p>
-            <w:pPr>
-              <w:pStyle w:val="Normal"/>
-              <w:widowControl/>
-              <w:tabs>
-                <w:tab w:val="clear" w:pos="708"/>
-                <w:tab w:val="left" w:pos="454" w:leader="none"/>
-              </w:tabs>
-              <w:suppressAutoHyphens w:val="true"/>
-              <w:spacing w:lineRule="auto" w:line="240" w:before="0" w:after="0"/>
-              <w:jc w:val="both"/>
-              <w:rPr>
-                <w:rFonts w:eastAsia="" w:eastAsiaTheme="majorEastAsia"/>
-                <w:color w:themeColor="background2" w:themeShade="80" w:val="767171"/>
-                <w:sz w:val="24"/>
-                <w:szCs w:val="24"/>
-              </w:rPr>
-            </w:pPr>
-            <w:r>
-              <w:rPr>
-                <w:rFonts w:eastAsia="" w:eastAsiaTheme="majorEastAsia"/>
-                <w:color w:themeColor="background2" w:themeShade="80" w:val="767171"/>
-                <w:sz w:val="24"/>
-                <w:szCs w:val="24"/>
-              </w:rPr>
-            </w:r>
-          </w:p>
-          <w:p>
-            <w:pPr>
-              <w:pStyle w:val="Normal"/>
-              <w:widowControl/>
-              <w:tabs>
-                <w:tab w:val="clear" w:pos="708"/>
-                <w:tab w:val="left" w:pos="454" w:leader="none"/>
-              </w:tabs>
-              <w:suppressAutoHyphens w:val="true"/>
-              <w:spacing w:lineRule="auto" w:line="240" w:before="0" w:after="0"/>
-              <w:jc w:val="both"/>
-              <w:rPr>
-                <w:rFonts w:eastAsia="" w:eastAsiaTheme="majorEastAsia"/>
-                <w:color w:themeColor="background2" w:themeShade="80" w:val="767171"/>
-                <w:sz w:val="24"/>
-                <w:szCs w:val="24"/>
-              </w:rPr>
-            </w:pPr>
-            <w:r>
-              <w:rPr>
-                <w:rFonts w:eastAsia="" w:eastAsiaTheme="majorEastAsia"/>
-                <w:color w:themeColor="background2" w:themeShade="80" w:val="767171"/>
-                <w:sz w:val="24"/>
-                <w:szCs w:val="24"/>
-              </w:rPr>
-            </w:r>
-          </w:p>
-          <w:p>
-            <w:pPr>
-              <w:pStyle w:val="Normal"/>
-              <w:widowControl/>
-              <w:tabs>
-                <w:tab w:val="clear" w:pos="708"/>
-                <w:tab w:val="left" w:pos="454" w:leader="none"/>
-              </w:tabs>
-              <w:suppressAutoHyphens w:val="true"/>
-              <w:spacing w:lineRule="auto" w:line="240" w:before="0" w:after="0"/>
-              <w:jc w:val="both"/>
-              <w:rPr>
-                <w:rFonts w:eastAsia="" w:eastAsiaTheme="majorEastAsia"/>
-                <w:color w:themeColor="background2" w:themeShade="80" w:val="767171"/>
-                <w:sz w:val="24"/>
-                <w:szCs w:val="24"/>
-              </w:rPr>
-            </w:pPr>
-            <w:r>
-              <w:rPr>
-                <w:rFonts w:eastAsia="" w:eastAsiaTheme="majorEastAsia"/>
-                <w:color w:themeColor="background2" w:themeShade="80" w:val="767171"/>
-                <w:sz w:val="24"/>
-                <w:szCs w:val="24"/>
-              </w:rPr>
-            </w:r>
-          </w:p>
-          <w:p>
-            <w:pPr>
-              <w:pStyle w:val="ListParagraph"/>
-              <w:widowControl/>
-              <w:numPr>
-                <w:ilvl w:val="0"/>
-                <w:numId w:val="1"/>
-              </w:numPr>
-              <w:tabs>
-                <w:tab w:val="clear" w:pos="708"/>
-                <w:tab w:val="left" w:pos="454" w:leader="none"/>
-              </w:tabs>
-              <w:suppressAutoHyphens w:val="true"/>
-              <w:spacing w:lineRule="auto" w:line="240" w:before="0" w:after="0"/>
-              <w:ind w:hanging="283" w:left="454"/>
-              <w:contextualSpacing/>
-              <w:jc w:val="both"/>
-              <w:rPr>
-                <w:rFonts w:eastAsia="" w:eastAsiaTheme="majorEastAsia"/>
-                <w:color w:themeColor="background2" w:themeShade="80" w:val="767171"/>
-                <w:sz w:val="24"/>
-                <w:szCs w:val="24"/>
-              </w:rPr>
-            </w:pPr>
-            <w:r>
-              <w:rPr>
-                <w:rFonts w:eastAsia="" w:cs="" w:eastAsiaTheme="majorEastAsia"/>
-                <w:kern w:val="0"/>
-                <w:sz w:val="24"/>
-                <w:szCs w:val="24"/>
-                <w:lang w:val="es-CL" w:eastAsia="en-US" w:bidi="ar-SA"/>
-              </w:rPr>
-              <w:t>¿Cómo te gustaría que fuera tu escenario laboral en 5 años más? ¿Qué te gustaría estar haciendo?</w:t>
-            </w:r>
-          </w:p>
-          <w:p>
-            <w:pPr>
-              <w:pStyle w:val="ListParagraph"/>
-              <w:widowControl/>
-              <w:tabs>
-                <w:tab w:val="clear" w:pos="708"/>
-                <w:tab w:val="left" w:pos="454" w:leader="none"/>
-              </w:tabs>
-              <w:suppressAutoHyphens w:val="true"/>
-              <w:spacing w:lineRule="auto" w:line="240" w:before="0" w:after="0"/>
-              <w:ind w:hanging="0" w:left="454"/>
-              <w:contextualSpacing/>
-              <w:jc w:val="both"/>
-              <w:rPr/>
-            </w:pPr>
-            <w:r>
-              <w:rPr/>
-            </w:r>
-          </w:p>
-          <w:p>
-            <w:pPr>
-              <w:pStyle w:val="ListParagraph"/>
-              <w:widowControl/>
-              <w:tabs>
-                <w:tab w:val="clear" w:pos="708"/>
-                <w:tab w:val="left" w:pos="454" w:leader="none"/>
-              </w:tabs>
-              <w:suppressAutoHyphens w:val="true"/>
-              <w:spacing w:lineRule="auto" w:line="240" w:before="0" w:after="0"/>
-              <w:ind w:hanging="0" w:left="454"/>
-              <w:contextualSpacing/>
-              <w:jc w:val="both"/>
-              <w:rPr/>
-            </w:pPr>
-            <w:r>
-              <w:rPr/>
-              <w:t>En 5 años mas me gustaria estar trabajando en una empresa relacionada con la ciberseguridad, preferiblemente en un pais de afuera, pero no me incomodaria trabajar aca en chile</w:t>
-            </w:r>
-          </w:p>
-          <w:p>
-            <w:pPr>
-              <w:pStyle w:val="Normal"/>
-              <w:widowControl/>
-              <w:tabs>
-                <w:tab w:val="clear" w:pos="708"/>
-                <w:tab w:val="left" w:pos="454" w:leader="none"/>
-              </w:tabs>
-              <w:suppressAutoHyphens w:val="true"/>
-              <w:spacing w:lineRule="auto" w:line="240" w:before="0" w:after="0"/>
-              <w:jc w:val="both"/>
-              <w:rPr>
-                <w:rFonts w:eastAsia="" w:eastAsiaTheme="majorEastAsia"/>
-                <w:color w:themeColor="background2" w:themeShade="80" w:val="767171"/>
-                <w:sz w:val="24"/>
-                <w:szCs w:val="24"/>
-              </w:rPr>
-            </w:pPr>
-            <w:r>
-              <w:rPr>
-                <w:rFonts w:eastAsia="" w:eastAsiaTheme="majorEastAsia"/>
-                <w:color w:themeColor="background2" w:themeShade="80" w:val="767171"/>
-                <w:sz w:val="24"/>
-                <w:szCs w:val="24"/>
-              </w:rPr>
-            </w:r>
-          </w:p>
-          <w:p>
-            <w:pPr>
-              <w:pStyle w:val="Normal"/>
-              <w:widowControl/>
-              <w:tabs>
-                <w:tab w:val="clear" w:pos="708"/>
-                <w:tab w:val="left" w:pos="454" w:leader="none"/>
-              </w:tabs>
-              <w:suppressAutoHyphens w:val="true"/>
-              <w:spacing w:lineRule="auto" w:line="240" w:before="0" w:after="0"/>
-              <w:jc w:val="both"/>
-              <w:rPr>
-                <w:rFonts w:eastAsia="" w:eastAsiaTheme="majorEastAsia"/>
-                <w:color w:themeColor="background2" w:themeShade="80" w:val="767171"/>
-                <w:sz w:val="24"/>
-                <w:szCs w:val="24"/>
-              </w:rPr>
-            </w:pPr>
-            <w:r>
-              <w:rPr>
-                <w:rFonts w:eastAsia="" w:eastAsiaTheme="majorEastAsia"/>
-                <w:color w:themeColor="background2" w:themeShade="80" w:val="767171"/>
-                <w:sz w:val="24"/>
-                <w:szCs w:val="24"/>
-              </w:rPr>
-            </w:r>
-          </w:p>
-          <w:p>
-            <w:pPr>
-              <w:pStyle w:val="Normal"/>
-              <w:widowControl/>
-              <w:tabs>
-                <w:tab w:val="clear" w:pos="708"/>
-                <w:tab w:val="left" w:pos="454" w:leader="none"/>
-              </w:tabs>
-              <w:suppressAutoHyphens w:val="true"/>
-              <w:spacing w:lineRule="auto" w:line="240" w:before="0" w:after="0"/>
-              <w:jc w:val="both"/>
-              <w:rPr>
-                <w:rFonts w:eastAsia="" w:eastAsiaTheme="majorEastAsia"/>
-                <w:color w:themeColor="background2" w:themeShade="80" w:val="767171"/>
-                <w:sz w:val="24"/>
-                <w:szCs w:val="24"/>
-              </w:rPr>
-            </w:pPr>
-            <w:r>
-              <w:rPr>
-                <w:rFonts w:eastAsia="" w:eastAsiaTheme="majorEastAsia"/>
-                <w:color w:themeColor="background2" w:themeShade="80" w:val="767171"/>
-                <w:sz w:val="24"/>
-                <w:szCs w:val="24"/>
-              </w:rPr>
-            </w:r>
-          </w:p>
-          <w:p>
-            <w:pPr>
-              <w:pStyle w:val="Normal"/>
-              <w:widowControl/>
-              <w:suppressAutoHyphens w:val="true"/>
-              <w:spacing w:lineRule="auto" w:line="240" w:before="0" w:after="0"/>
-              <w:jc w:val="both"/>
-              <w:rPr>
-                <w:rFonts w:ascii="Calibri" w:hAnsi="Calibri"/>
-                <w:b/>
-                <w:bCs/>
-                <w:color w:themeColor="accent1" w:themeShade="80" w:val="1F4E79"/>
-              </w:rPr>
-            </w:pPr>
-            <w:r>
-              <w:rPr>
-                <w:b/>
-                <w:bCs/>
-                <w:color w:themeColor="accent1" w:themeShade="80" w:val="1F4E79"/>
-              </w:rPr>
-            </w:r>
-          </w:p>
-          <w:p>
-            <w:pPr>
-              <w:pStyle w:val="Normal"/>
-              <w:widowControl/>
-              <w:suppressAutoHyphens w:val="true"/>
-              <w:spacing w:lineRule="auto" w:line="240" w:before="0" w:after="0"/>
-              <w:jc w:val="both"/>
-              <w:rPr>
-                <w:rFonts w:ascii="Calibri" w:hAnsi="Calibri"/>
-                <w:b/>
-                <w:bCs/>
-                <w:color w:themeColor="accent1" w:themeShade="80" w:val="1F4E79"/>
-              </w:rPr>
-            </w:pPr>
-            <w:r>
-              <w:rPr>
-                <w:b/>
-                <w:bCs/>
-                <w:color w:themeColor="accent1" w:themeShade="80" w:val="1F4E79"/>
-              </w:rPr>
-            </w:r>
-          </w:p>
-          <w:p>
-            <w:pPr>
-              <w:pStyle w:val="Normal"/>
-              <w:widowControl/>
-              <w:suppressAutoHyphens w:val="true"/>
-              <w:spacing w:lineRule="auto" w:line="240" w:before="0" w:after="0"/>
-              <w:jc w:val="both"/>
-              <w:rPr>
-                <w:rFonts w:ascii="Calibri" w:hAnsi="Calibri"/>
-                <w:b/>
-                <w:bCs/>
-                <w:color w:themeColor="accent1" w:themeShade="80" w:val="1F4E79"/>
-              </w:rPr>
-            </w:pPr>
-            <w:r>
-              <w:rPr>
-                <w:b/>
-                <w:bCs/>
-                <w:color w:themeColor="accent1" w:themeShade="80" w:val="1F4E79"/>
-              </w:rPr>
-            </w:r>
-          </w:p>
-          <w:p>
-            <w:pPr>
-              <w:pStyle w:val="Normal"/>
-              <w:widowControl/>
-              <w:suppressAutoHyphens w:val="true"/>
-              <w:spacing w:lineRule="auto" w:line="240" w:before="0" w:after="0"/>
-              <w:jc w:val="both"/>
-              <w:rPr>
-                <w:rFonts w:ascii="Calibri" w:hAnsi="Calibri"/>
-                <w:b/>
-                <w:bCs/>
-                <w:color w:themeColor="accent1" w:themeShade="80" w:val="1F4E79"/>
-              </w:rPr>
-            </w:pPr>
-            <w:r>
-              <w:rPr>
-                <w:b/>
-                <w:bCs/>
-                <w:color w:themeColor="accent1" w:themeShade="80" w:val="1F4E79"/>
-              </w:rPr>
-            </w:r>
-          </w:p>
-          <w:p>
-            <w:pPr>
-              <w:pStyle w:val="Normal"/>
-              <w:widowControl/>
-              <w:suppressAutoHyphens w:val="true"/>
-              <w:spacing w:lineRule="auto" w:line="240" w:before="0" w:after="0"/>
-              <w:jc w:val="both"/>
-              <w:rPr>
-                <w:rFonts w:ascii="Calibri" w:hAnsi="Calibri"/>
-                <w:b/>
-                <w:bCs/>
-                <w:color w:themeColor="accent1" w:themeShade="80" w:val="1F4E79"/>
-              </w:rPr>
-            </w:pPr>
-            <w:r>
-              <w:rPr>
-                <w:b/>
-                <w:bCs/>
-                <w:color w:themeColor="accent1" w:themeShade="80" w:val="1F4E79"/>
-              </w:rPr>
-            </w:r>
-          </w:p>
-          <w:p>
-            <w:pPr>
-              <w:pStyle w:val="Normal"/>
-              <w:widowControl/>
-              <w:suppressAutoHyphens w:val="true"/>
-              <w:spacing w:lineRule="auto" w:line="240" w:before="0" w:after="0"/>
-              <w:jc w:val="both"/>
-              <w:rPr>
-                <w:rFonts w:ascii="Calibri" w:hAnsi="Calibri"/>
-                <w:b/>
-                <w:bCs/>
-                <w:color w:themeColor="accent1" w:themeShade="80" w:val="1F4E79"/>
-              </w:rPr>
-            </w:pPr>
-            <w:r>
-              <w:rPr>
-                <w:b/>
-                <w:bCs/>
-                <w:color w:themeColor="accent1" w:themeShade="80" w:val="1F4E79"/>
-              </w:rPr>
-            </w:r>
-          </w:p>
-          <w:p>
-            <w:pPr>
-              <w:pStyle w:val="Normal"/>
-              <w:widowControl/>
-              <w:suppressAutoHyphens w:val="true"/>
-              <w:spacing w:lineRule="auto" w:line="240" w:before="0" w:after="0"/>
-              <w:jc w:val="both"/>
-              <w:rPr>
-                <w:rFonts w:ascii="Calibri" w:hAnsi="Calibri"/>
-                <w:b/>
-                <w:bCs/>
-                <w:color w:themeColor="accent1" w:themeShade="80" w:val="1F4E79"/>
-              </w:rPr>
-            </w:pPr>
-            <w:r>
-              <w:rPr>
-                <w:b/>
-                <w:bCs/>
-                <w:color w:themeColor="accent1" w:themeShade="80" w:val="1F4E79"/>
-              </w:rPr>
-            </w:r>
-          </w:p>
-          <w:p>
-            <w:pPr>
-              <w:pStyle w:val="Normal"/>
-              <w:widowControl/>
-              <w:suppressAutoHyphens w:val="true"/>
-              <w:spacing w:lineRule="auto" w:line="240" w:before="0" w:after="0"/>
-              <w:jc w:val="both"/>
-              <w:rPr>
-                <w:rFonts w:ascii="Calibri" w:hAnsi="Calibri"/>
-                <w:b/>
-                <w:bCs/>
-                <w:color w:themeColor="accent1" w:themeShade="80" w:val="1F4E79"/>
-              </w:rPr>
-            </w:pPr>
-            <w:r>
-              <w:rPr>
-                <w:b/>
-                <w:bCs/>
-                <w:color w:themeColor="accent1" w:themeShade="80" w:val="1F4E79"/>
-              </w:rPr>
-            </w:r>
-          </w:p>
-          <w:p>
-            <w:pPr>
-              <w:pStyle w:val="Normal"/>
-              <w:widowControl/>
-              <w:suppressAutoHyphens w:val="true"/>
-              <w:spacing w:lineRule="auto" w:line="240" w:before="0" w:after="0"/>
-              <w:jc w:val="both"/>
-              <w:rPr>
-                <w:rFonts w:ascii="Calibri" w:hAnsi="Calibri"/>
-                <w:b/>
-                <w:bCs/>
-                <w:color w:themeColor="accent1" w:themeShade="80" w:val="1F4E79"/>
-              </w:rPr>
-            </w:pPr>
-            <w:r>
-              <w:rPr>
-                <w:b/>
-                <w:bCs/>
-                <w:color w:themeColor="accent1" w:themeShade="80" w:val="1F4E79"/>
-              </w:rPr>
-            </w:r>
-          </w:p>
-          <w:p>
-            <w:pPr>
-              <w:pStyle w:val="Normal"/>
-              <w:widowControl/>
-              <w:suppressAutoHyphens w:val="true"/>
-              <w:spacing w:lineRule="auto" w:line="240" w:before="0" w:after="0"/>
-              <w:jc w:val="both"/>
-              <w:rPr>
-                <w:rFonts w:ascii="Calibri" w:hAnsi="Calibri"/>
-                <w:b/>
-                <w:bCs/>
-                <w:color w:themeColor="accent1" w:themeShade="80" w:val="1F4E79"/>
-              </w:rPr>
-            </w:pPr>
-            <w:r>
-              <w:rPr>
-                <w:b/>
-                <w:bCs/>
-                <w:color w:themeColor="accent1" w:themeShade="80" w:val="1F4E79"/>
-              </w:rPr>
-            </w:r>
-          </w:p>
-        </w:tc>
-      </w:tr>
-      <w:tr>
-        <w:trPr>
-          <w:trHeight w:val="440" w:hRule="atLeast"/>
-        </w:trPr>
-        <w:tc>
-          <w:tcPr>
-            <w:tcW w:w="10076" w:type="dxa"/>
-            <w:tcBorders>
-              <w:top w:val="nil"/>
-              <w:left w:val="single" w:sz="4" w:space="0" w:color="BFBFBF"/>
-              <w:bottom w:val="single" w:sz="4" w:space="0" w:color="BFBFBF"/>
-              <w:right w:val="single" w:sz="4" w:space="0" w:color="BFBFBF"/>
-            </w:tcBorders>
-            <w:shd w:color="auto" w:fill="DEEAF6" w:themeFill="accent1" w:themeFillTint="33" w:val="clear"/>
-            <w:vAlign w:val="center"/>
-          </w:tcPr>
-          <w:p>
-            <w:pPr>
-              <w:pStyle w:val="Normal"/>
-              <w:widowControl/>
-              <w:suppressAutoHyphens w:val="true"/>
-              <w:spacing w:lineRule="auto" w:line="240" w:before="0" w:after="0"/>
-              <w:jc w:val="left"/>
-              <w:rPr>
-                <w:rFonts w:eastAsia="" w:eastAsiaTheme="majorEastAsia"/>
-                <w:color w:themeColor="background2" w:themeShade="80" w:val="767171"/>
-                <w:sz w:val="24"/>
-                <w:szCs w:val="24"/>
-              </w:rPr>
-            </w:pPr>
-            <w:r>
-              <w:rPr>
-                <w:rFonts w:eastAsia="" w:eastAsiaTheme="majorEastAsia"/>
-                <w:color w:themeColor="background2" w:themeShade="80" w:val="767171"/>
-                <w:sz w:val="24"/>
-                <w:szCs w:val="24"/>
-              </w:rPr>
-            </w:r>
-          </w:p>
-        </w:tc>
-      </w:tr>
-    </w:tbl>
-    <w:p>
-      <w:pPr>
-        <w:pStyle w:val="Normal"/>
-        <w:spacing w:lineRule="auto" w:line="360" w:before="0" w:after="0"/>
-        <w:jc w:val="both"/>
-        <w:rPr>
-          <w:color w:themeColor="text1" w:themeTint="a6" w:val="595959"/>
-          <w:sz w:val="24"/>
-          <w:szCs w:val="24"/>
-          <w:lang w:eastAsia="ja-JP"/>
-        </w:rPr>
-      </w:pPr>
-      <w:r>
-        <w:rPr>
-          <w:color w:themeColor="text1" w:themeTint="a6" w:val="595959"/>
-          <w:sz w:val="24"/>
-          <w:szCs w:val="24"/>
-          <w:lang w:eastAsia="ja-JP"/>
-        </w:rPr>
-      </w:r>
-    </w:p>
-    <w:p>
-      <w:pPr>
-        <w:pStyle w:val="Normal"/>
-        <w:spacing w:lineRule="auto" w:line="360" w:before="0" w:after="0"/>
-        <w:jc w:val="both"/>
-        <w:rPr>
-          <w:b/>
-          <w:bCs/>
-          <w:sz w:val="24"/>
-          <w:szCs w:val="24"/>
-        </w:rPr>
-      </w:pPr>
-      <w:r>
-        <w:rPr>
-          <w:b/>
-          <w:bCs/>
-          <w:sz w:val="24"/>
-          <w:szCs w:val="24"/>
-        </w:rPr>
-      </w:r>
-    </w:p>
-    <w:p>
-      <w:pPr>
-        <w:pStyle w:val="Normal"/>
-        <w:spacing w:lineRule="auto" w:line="360" w:before="0" w:after="0"/>
-        <w:jc w:val="both"/>
-        <w:rPr>
-          <w:b/>
-          <w:bCs/>
-          <w:sz w:val="24"/>
-          <w:szCs w:val="24"/>
-        </w:rPr>
-      </w:pPr>
-      <w:r>
-        <w:rPr>
-          <w:b/>
-          <w:bCs/>
-          <w:sz w:val="24"/>
-          <w:szCs w:val="24"/>
-        </w:rPr>
-      </w:r>
-    </w:p>
-    <w:p>
-      <w:pPr>
-        <w:pStyle w:val="Normal"/>
-        <w:spacing w:lineRule="auto" w:line="360" w:before="0" w:after="0"/>
-        <w:jc w:val="both"/>
-        <w:rPr>
-          <w:b/>
-          <w:bCs/>
-          <w:sz w:val="24"/>
-          <w:szCs w:val="24"/>
-        </w:rPr>
-      </w:pPr>
-      <w:r>
-        <w:rPr>
-          <w:b/>
-          <w:bCs/>
-          <w:sz w:val="24"/>
-          <w:szCs w:val="24"/>
-        </w:rPr>
-      </w:r>
-    </w:p>
-    <w:p>
-      <w:pPr>
-        <w:pStyle w:val="Normal"/>
-        <w:spacing w:lineRule="auto" w:line="360" w:before="0" w:after="0"/>
-        <w:jc w:val="both"/>
-        <w:rPr>
-          <w:b/>
-          <w:bCs/>
-          <w:sz w:val="24"/>
-          <w:szCs w:val="24"/>
-        </w:rPr>
-      </w:pPr>
-      <w:r>
-        <w:rPr>
-          <w:b/>
-          <w:bCs/>
-          <w:sz w:val="24"/>
-          <w:szCs w:val="24"/>
-        </w:rPr>
-      </w:r>
-    </w:p>
-    <w:p>
-      <w:pPr>
-        <w:pStyle w:val="Normal"/>
-        <w:spacing w:lineRule="auto" w:line="360" w:before="0" w:after="0"/>
-        <w:jc w:val="both"/>
-        <w:rPr>
-          <w:b/>
-          <w:bCs/>
-          <w:sz w:val="24"/>
-          <w:szCs w:val="24"/>
-        </w:rPr>
-      </w:pPr>
-      <w:r>
-        <w:rPr>
-          <w:b/>
-          <w:bCs/>
-          <w:sz w:val="24"/>
-          <w:szCs w:val="24"/>
-        </w:rPr>
-      </w:r>
-    </w:p>
-    <w:tbl>
-      <w:tblPr>
-        <w:tblStyle w:val="Tablaconcuadrcula"/>
-        <w:tblW w:w="10076" w:type="dxa"/>
-        <w:jc w:val="left"/>
-        <w:tblInd w:w="0" w:type="dxa"/>
-        <w:tblLayout w:type="fixed"/>
-        <w:tblCellMar>
-          <w:top w:w="0" w:type="dxa"/>
-          <w:left w:w="108" w:type="dxa"/>
-          <w:bottom w:w="0" w:type="dxa"/>
-          <w:right w:w="108" w:type="dxa"/>
-        </w:tblCellMar>
-        <w:tblLook w:val="04a0" w:noHBand="0" w:noVBand="1" w:firstColumn="1" w:lastRow="0" w:lastColumn="0" w:firstRow="1"/>
-      </w:tblPr>
-      <w:tblGrid>
-        <w:gridCol w:w="10076"/>
-      </w:tblGrid>
-      <w:tr>
-        <w:trPr>
-          <w:trHeight w:val="440" w:hRule="atLeast"/>
-        </w:trPr>
-        <w:tc>
-          <w:tcPr>
-            <w:tcW w:w="10076" w:type="dxa"/>
-            <w:tcBorders>
-              <w:top w:val="single" w:sz="4" w:space="0" w:color="BFBFBF"/>
-              <w:left w:val="single" w:sz="4" w:space="0" w:color="BFBFBF"/>
-              <w:bottom w:val="single" w:sz="4" w:space="0" w:color="BFBFBF"/>
-              <w:right w:val="single" w:sz="4" w:space="0" w:color="BFBFBF"/>
-            </w:tcBorders>
-            <w:vAlign w:val="center"/>
-          </w:tcPr>
-          <w:p>
-            <w:pPr>
-              <w:pStyle w:val="Normal"/>
-              <w:widowControl/>
-              <w:suppressAutoHyphens w:val="true"/>
-              <w:spacing w:lineRule="auto" w:line="240" w:before="0" w:after="0"/>
-              <w:jc w:val="both"/>
-              <w:rPr>
-                <w:rFonts w:ascii="Century Gothic" w:hAnsi="Century Gothic"/>
-                <w:sz w:val="20"/>
-                <w:szCs w:val="20"/>
-              </w:rPr>
-            </w:pPr>
-            <w:bookmarkStart w:id="0" w:name="_GoBack"/>
-            <w:bookmarkEnd w:id="0"/>
-            <w:r>
-              <w:rPr>
-                <w:rFonts w:eastAsia="" w:cs="" w:eastAsiaTheme="majorEastAsia"/>
-                <w:kern w:val="0"/>
-                <w:sz w:val="24"/>
-                <w:szCs w:val="24"/>
-                <w:lang w:val="es-CL" w:eastAsia="en-US" w:bidi="ar-SA"/>
-              </w:rPr>
-              <w:t>4. Finalmente, piensa en el proyecto que desarrollarás en APT y responde a las siguientes preguntas:</w:t>
-            </w:r>
-          </w:p>
-        </w:tc>
-      </w:tr>
-      <w:tr>
-        <w:trPr>
-          <w:trHeight w:val="440" w:hRule="atLeast"/>
-        </w:trPr>
-        <w:tc>
-          <w:tcPr>
-            <w:tcW w:w="10076" w:type="dxa"/>
-            <w:tcBorders>
-              <w:top w:val="single" w:sz="4" w:space="0" w:color="BFBFBF"/>
-              <w:left w:val="single" w:sz="4" w:space="0" w:color="BFBFBF"/>
-              <w:bottom w:val="single" w:sz="4" w:space="0" w:color="BFBFBF"/>
-              <w:right w:val="single" w:sz="4" w:space="0" w:color="BFBFBF"/>
-            </w:tcBorders>
-            <w:shd w:color="auto" w:fill="DEEAF6" w:themeFill="accent1" w:themeFillTint="33" w:val="clear"/>
-            <w:vAlign w:val="center"/>
-          </w:tcPr>
-          <w:p>
-            <w:pPr>
-              <w:pStyle w:val="Normal"/>
-              <w:widowControl/>
-              <w:suppressAutoHyphens w:val="true"/>
-              <w:spacing w:lineRule="auto" w:line="240" w:before="0" w:after="0"/>
-              <w:jc w:val="left"/>
-              <w:rPr>
-                <w:rFonts w:eastAsia="" w:eastAsiaTheme="majorEastAsia"/>
-                <w:color w:themeColor="background2" w:themeShade="80" w:val="767171"/>
-                <w:sz w:val="24"/>
-                <w:szCs w:val="24"/>
-              </w:rPr>
-            </w:pPr>
-            <w:r>
-              <w:rPr>
-                <w:rFonts w:eastAsia="" w:eastAsiaTheme="majorEastAsia"/>
-                <w:color w:themeColor="background2" w:themeShade="80" w:val="767171"/>
-                <w:sz w:val="24"/>
-                <w:szCs w:val="24"/>
-              </w:rPr>
-            </w:r>
-          </w:p>
-          <w:p>
-            <w:pPr>
-              <w:pStyle w:val="ListParagraph"/>
-              <w:widowControl/>
-              <w:numPr>
-                <w:ilvl w:val="0"/>
-                <w:numId w:val="1"/>
-              </w:numPr>
-              <w:tabs>
-                <w:tab w:val="clear" w:pos="708"/>
-                <w:tab w:val="left" w:pos="454" w:leader="none"/>
-              </w:tabs>
-              <w:suppressAutoHyphens w:val="true"/>
-              <w:spacing w:lineRule="auto" w:line="240" w:before="0" w:after="0"/>
-              <w:ind w:hanging="283" w:left="454"/>
-              <w:contextualSpacing/>
-              <w:jc w:val="both"/>
-              <w:rPr>
-                <w:rFonts w:eastAsia="" w:eastAsiaTheme="majorEastAsia"/>
-                <w:color w:themeColor="background2" w:themeShade="80" w:val="767171"/>
-                <w:sz w:val="24"/>
-                <w:szCs w:val="24"/>
-              </w:rPr>
-            </w:pPr>
-            <w:r>
-              <w:rPr>
-                <w:rFonts w:eastAsia="" w:cs="" w:eastAsiaTheme="majorEastAsia"/>
-                <w:kern w:val="0"/>
-                <w:sz w:val="24"/>
-                <w:szCs w:val="24"/>
-                <w:lang w:val="es-CL" w:eastAsia="en-US" w:bidi="ar-SA"/>
-              </w:rPr>
-              <w:t>Los Proyectos APT que ya habías diseñado como plan de trabajo en el curso anterior, ¿se relacionan con tus proyecciones profesionales actuales? ¿cuál se relaciona más? ¿Requiere ajuste?</w:t>
-            </w:r>
-          </w:p>
-          <w:p>
-            <w:pPr>
-              <w:pStyle w:val="Normal"/>
-              <w:widowControl/>
-              <w:tabs>
-                <w:tab w:val="clear" w:pos="708"/>
-                <w:tab w:val="left" w:pos="454" w:leader="none"/>
-              </w:tabs>
-              <w:suppressAutoHyphens w:val="true"/>
-              <w:spacing w:lineRule="auto" w:line="240" w:before="0" w:after="0"/>
-              <w:jc w:val="both"/>
-              <w:rPr>
-                <w:rFonts w:eastAsia="" w:eastAsiaTheme="majorEastAsia"/>
-                <w:color w:themeColor="background2" w:themeShade="80" w:val="767171"/>
-                <w:sz w:val="24"/>
-                <w:szCs w:val="24"/>
-              </w:rPr>
-            </w:pPr>
-            <w:r>
-              <w:rPr>
-                <w:rFonts w:eastAsia="" w:eastAsiaTheme="majorEastAsia"/>
-                <w:color w:themeColor="background2" w:themeShade="80" w:val="767171"/>
-                <w:sz w:val="24"/>
-                <w:szCs w:val="24"/>
-              </w:rPr>
-            </w:r>
-          </w:p>
-          <w:p>
-            <w:pPr>
-              <w:pStyle w:val="Normal"/>
-              <w:widowControl/>
-              <w:tabs>
-                <w:tab w:val="clear" w:pos="708"/>
-                <w:tab w:val="left" w:pos="454" w:leader="none"/>
-              </w:tabs>
-              <w:suppressAutoHyphens w:val="true"/>
-              <w:spacing w:lineRule="auto" w:line="240" w:before="0" w:after="0"/>
-              <w:jc w:val="both"/>
-              <w:rPr>
-                <w:rFonts w:eastAsia="" w:eastAsiaTheme="majorEastAsia"/>
-                <w:color w:val="000000"/>
-                <w:sz w:val="24"/>
-                <w:szCs w:val="24"/>
-              </w:rPr>
-            </w:pPr>
-            <w:r>
-              <w:rPr>
-                <w:rFonts w:eastAsia="" w:eastAsiaTheme="majorEastAsia"/>
-                <w:color w:val="000000"/>
-                <w:sz w:val="24"/>
-                <w:szCs w:val="24"/>
-              </w:rPr>
-              <w:t xml:space="preserve">El proyecto diseñado en el curso anterior se relaciona con mis proyecciones profesionales actuales y futuras, pero siento que falta mucho por avanzar. Asi que si requiere ajustes </w:t>
-            </w:r>
-          </w:p>
-          <w:p>
-            <w:pPr>
-              <w:pStyle w:val="Normal"/>
-              <w:widowControl/>
-              <w:tabs>
-                <w:tab w:val="clear" w:pos="708"/>
-                <w:tab w:val="left" w:pos="454" w:leader="none"/>
-              </w:tabs>
-              <w:suppressAutoHyphens w:val="true"/>
-              <w:spacing w:lineRule="auto" w:line="240" w:before="0" w:after="0"/>
-              <w:jc w:val="both"/>
-              <w:rPr>
-                <w:rFonts w:eastAsia="" w:eastAsiaTheme="majorEastAsia"/>
-                <w:color w:val="000000"/>
-                <w:sz w:val="24"/>
-                <w:szCs w:val="24"/>
-              </w:rPr>
-            </w:pPr>
-            <w:r>
-              <w:rPr>
-                <w:rFonts w:eastAsia="" w:eastAsiaTheme="majorEastAsia"/>
-                <w:color w:val="000000"/>
-                <w:sz w:val="24"/>
-                <w:szCs w:val="24"/>
-              </w:rPr>
-            </w:r>
-          </w:p>
-          <w:p>
-            <w:pPr>
-              <w:pStyle w:val="Normal"/>
-              <w:widowControl/>
-              <w:tabs>
-                <w:tab w:val="clear" w:pos="708"/>
-                <w:tab w:val="left" w:pos="454" w:leader="none"/>
-              </w:tabs>
-              <w:suppressAutoHyphens w:val="true"/>
-              <w:spacing w:lineRule="auto" w:line="240" w:before="0" w:after="0"/>
-              <w:jc w:val="both"/>
-              <w:rPr>
-                <w:rFonts w:eastAsia="" w:eastAsiaTheme="majorEastAsia"/>
-                <w:color w:themeColor="background2" w:themeShade="80" w:val="767171"/>
-                <w:sz w:val="24"/>
-                <w:szCs w:val="24"/>
-              </w:rPr>
-            </w:pPr>
-            <w:r>
-              <w:rPr>
-                <w:rFonts w:eastAsia="" w:eastAsiaTheme="majorEastAsia"/>
-                <w:color w:themeColor="background2" w:themeShade="80" w:val="767171"/>
-                <w:sz w:val="24"/>
-                <w:szCs w:val="24"/>
-              </w:rPr>
-            </w:r>
-          </w:p>
-          <w:p>
-            <w:pPr>
-              <w:pStyle w:val="ListParagraph"/>
-              <w:widowControl/>
-              <w:numPr>
-                <w:ilvl w:val="0"/>
-                <w:numId w:val="0"/>
-              </w:numPr>
-              <w:tabs>
-                <w:tab w:val="clear" w:pos="708"/>
-                <w:tab w:val="left" w:pos="454" w:leader="none"/>
-              </w:tabs>
-              <w:suppressAutoHyphens w:val="true"/>
-              <w:spacing w:lineRule="auto" w:line="240" w:before="0" w:after="0"/>
-              <w:ind w:hanging="0" w:left="454"/>
-              <w:contextualSpacing/>
-              <w:jc w:val="both"/>
-              <w:rPr>
                 <w:rFonts w:eastAsia="" w:eastAsiaTheme="majorEastAsia"/>
                 <w:color w:themeColor="background2" w:themeShade="80" w:val="767171"/>
                 <w:sz w:val="24"/>
@@ -3490,11 +2464,7 @@
             </w:pPr>
             <w:r>
               <w:rPr/>
-              <w:t xml:space="preserve">R: </w:t>
-            </w:r>
-            <w:r>
-              <w:rPr/>
-              <w:t>Deberia abordar mas el area de ciberseguridad el proyecto actual a trabajar</w:t>
+              <w:t>R: Deberia abordar mas el area de ciberseguridad el proyecto actual a trabajar</w:t>
             </w:r>
           </w:p>
           <w:p>
@@ -3522,7 +2492,12 @@
               </w:rPr>
             </w:pPr>
             <w:r>
-              <w:rPr/>
+              <w:rPr>
+                <w:rFonts w:eastAsia="" w:eastAsiaTheme="majorEastAsia"/>
+                <w:color w:themeColor="background2" w:themeShade="80" w:val="767171"/>
+                <w:sz w:val="24"/>
+                <w:szCs w:val="24"/>
+              </w:rPr>
             </w:r>
           </w:p>
           <w:p>
@@ -3612,7 +2587,12 @@
               </w:rPr>
             </w:pPr>
             <w:r>
-              <w:rPr/>
+              <w:rPr>
+                <w:rFonts w:eastAsia="" w:eastAsiaTheme="majorEastAsia"/>
+                <w:color w:themeColor="background2" w:themeShade="80" w:val="767171"/>
+                <w:sz w:val="24"/>
+                <w:szCs w:val="24"/>
+              </w:rPr>
             </w:r>
           </w:p>
           <w:p>
@@ -3682,7 +2662,52 @@
                 <w:szCs w:val="24"/>
                 <w:lang w:val="es-CL" w:eastAsia="en-US" w:bidi="ar-SA"/>
               </w:rPr>
-              <w:t>R:</w:t>
+              <w:t>R</w:t>
+            </w:r>
+            <w:r>
+              <w:rPr>
+                <w:rFonts w:eastAsia="" w:cs="" w:eastAsiaTheme="majorEastAsia"/>
+                <w:color w:val="000000"/>
+                <w:kern w:val="0"/>
+                <w:sz w:val="24"/>
+                <w:szCs w:val="24"/>
+                <w:lang w:val="es-CL" w:eastAsia="en-US" w:bidi="ar-SA"/>
+              </w:rPr>
+              <w:t>:</w:t>
+            </w:r>
+            <w:r>
+              <w:rPr>
+                <w:rFonts w:eastAsia="" w:cs="" w:eastAsiaTheme="majorEastAsia"/>
+                <w:color w:val="000000"/>
+                <w:kern w:val="0"/>
+                <w:sz w:val="24"/>
+                <w:szCs w:val="24"/>
+                <w:lang w:val="es-CL" w:eastAsia="en-US" w:bidi="ar-SA"/>
+              </w:rPr>
+              <w:t xml:space="preserve">El proyecto se debe situar en el contexto operativo y tecnológico de </w:t>
+            </w:r>
+            <w:r>
+              <w:rPr>
+                <w:rFonts w:eastAsia="" w:cs="" w:eastAsiaTheme="majorEastAsia"/>
+                <w:b/>
+                <w:color w:val="000000"/>
+                <w:kern w:val="0"/>
+                <w:sz w:val="24"/>
+                <w:szCs w:val="24"/>
+                <w:lang w:val="es-CL" w:eastAsia="en-US" w:bidi="ar-SA"/>
+              </w:rPr>
+              <w:t>Kalli Code</w:t>
+            </w:r>
+            <w:r>
+              <w:rPr>
+                <w:rFonts w:eastAsia="" w:cs="" w:eastAsiaTheme="majorEastAsia"/>
+                <w:color w:val="000000"/>
+                <w:kern w:val="0"/>
+                <w:sz w:val="24"/>
+                <w:szCs w:val="24"/>
+                <w:lang w:val="es-CL" w:eastAsia="en-US" w:bidi="ar-SA"/>
+              </w:rPr>
+              <w:t xml:space="preserve">, específicamente en su entorno de desarrollo de software y servicios web. </w:t>
             </w:r>
           </w:p>
           <w:p>
@@ -4082,7 +3107,7 @@
       <mc:AlternateContent>
         <mc:Choice Requires="wpg">
           <w:drawing>
-            <wp:anchor behindDoc="1" distT="5715" distB="0" distL="635" distR="0" simplePos="0" locked="0" layoutInCell="0" allowOverlap="1" relativeHeight="12" wp14:anchorId="51D00065">
+            <wp:anchor behindDoc="1" distT="5715" distB="0" distL="635" distR="0" simplePos="0" locked="0" layoutInCell="0" allowOverlap="1" relativeHeight="10" wp14:anchorId="51D00065">
               <wp:simplePos x="0" y="0"/>
               <wp:positionH relativeFrom="page">
                 <wp:align>center</wp:align>
@@ -4111,8 +3136,8 @@
                       <wps:cNvSpPr/>
                       <wps:spPr>
                         <a:xfrm>
-                          <a:off x="6836400" y="8280"/>
-                          <a:ext cx="415800" cy="182160"/>
+                          <a:off x="6837120" y="8280"/>
+                          <a:ext cx="415440" cy="182160"/>
                         </a:xfrm>
                         <a:prstGeom prst="rect">
                           <a:avLst/>
@@ -4168,7 +3193,7 @@
                                   <w:rPr>
                                     <w:color w:themeColor="background1" w:themeShade="8c" w:val="8C8C8C"/>
                                   </w:rPr>
-                                  <w:t>2</w:t>
+                                  <w:t>4</w:t>
                                 </w:r>
                                 <w:r>
                                   <w:rPr>
@@ -4190,7 +3215,7 @@
                       <wpg:grpSpPr>
                         <a:xfrm>
                           <a:off x="0" y="0"/>
-                          <a:ext cx="7753320" cy="146160"/>
+                          <a:ext cx="7753320" cy="146520"/>
                         </a:xfrm>
                       </wpg:grpSpPr>
                       <wps:wsp>
@@ -4198,8 +3223,8 @@
                         <wps:cNvSpPr/>
                         <wps:spPr>
                           <a:xfrm flipH="1" flipV="1">
-                            <a:off x="6957720" y="0"/>
-                            <a:ext cx="795600" cy="145440"/>
+                            <a:off x="6958440" y="0"/>
+                            <a:ext cx="794880" cy="145440"/>
                           </a:xfrm>
                           <a:prstGeom prst="bentConnector3">
                             <a:avLst>
@@ -4227,8 +3252,8 @@
                         <wps:cNvSpPr/>
                         <wps:spPr>
                           <a:xfrm flipH="1" rot="10800000">
-                            <a:off x="0" y="720"/>
-                            <a:ext cx="6957720" cy="145440"/>
+                            <a:off x="0" y="1440"/>
+                            <a:ext cx="6958440" cy="145440"/>
                           </a:xfrm>
                           <a:prstGeom prst="bentConnector3">
                             <a:avLst>
@@ -4263,8 +3288,8 @@
         </mc:Choice>
         <mc:Fallback>
           <w:pict>
-            <v:group id="shape_0" alt="Grupo 32" style="position:absolute;margin-left:0.6pt;margin-top:20.8pt;width:610.55pt;height:15.05pt" coordorigin="12,416" coordsize="12211,301">
-              <v:rect id="shape_0" ID="Text Box 25" path="m0,0l-2147483645,0l-2147483645,-2147483646l0,-2147483646xe" stroked="f" o:allowincell="f" style="position:absolute;left:10781;top:430;width:654;height:286;mso-wrap-style:square;v-text-anchor:top;mso-position-horizontal:center;mso-position-horizontal-relative:page;mso-position-vertical:center">
+            <v:group id="shape_0" alt="Grupo 32" style="position:absolute;margin-left:0.7pt;margin-top:20.8pt;width:610.6pt;height:15.05pt" coordorigin="14,416" coordsize="12212,301">
+              <v:rect id="shape_0" ID="Text Box 25" path="m0,0l-2147483645,0l-2147483645,-2147483646l0,-2147483646xe" stroked="f" o:allowincell="f" style="position:absolute;left:10782;top:430;width:653;height:286;mso-wrap-style:square;v-text-anchor:top;mso-position-horizontal:center;mso-position-horizontal-relative:page;mso-position-vertical:center">
                 <v:fill o:detectmouseclick="t" on="false"/>
                 <v:stroke color="#3465a4" joinstyle="round" endcap="flat"/>
                 <v:textbox>
@@ -4307,7 +3332,7 @@
                             <w:rPr>
                               <w:color w:themeColor="background1" w:themeShade="8c" w:val="8C8C8C"/>
                             </w:rPr>
-                            <w:t>2</w:t>
+                            <w:t>4</w:t>
                           </w:r>
                           <w:r>
                             <w:rPr>
@@ -4322,7 +3347,7 @@
                 </v:textbox>
                 <w10:wrap type="none"/>
               </v:rect>
-              <v:group id="shape_0" style="position:absolute;left:12;top:416;width:12211;height:230">
+              <v:group id="shape_0" style="position:absolute;left:14;top:416;width:12212;height:231">
                 <v:shapetype id="_x0000_t34" coordsize="21600,21600" o:spt="34" adj="10800" path="m,l@0,l@0,21600l21600,21600nfe">
                   <v:stroke joinstyle="miter"/>
                   <v:formulas>
@@ -4333,12 +3358,12 @@
                     <v:h position="@0,10800"/>
                   </v:handles>
                 </v:shapetype>
-                <v:shape id="shape_0" ID="AutoShape 27" path="m0,0l-2147483647,0l-2147483647,-2147483644l-2147483645,-2147483644e" stroked="t" o:allowincell="f" style="position:absolute;left:10972;top:417;width:1252;height:228;flip:xy;mso-wrap-style:none;v-text-anchor:middle;mso-position-horizontal:center;mso-position-horizontal-relative:page;mso-position-vertical:center" type="_x0000_t34">
+                <v:shape id="shape_0" ID="AutoShape 27" path="m0,0l-2147483647,0l-2147483647,-2147483644l-2147483645,-2147483644e" stroked="t" o:allowincell="f" style="position:absolute;left:10973;top:417;width:1251;height:228;flip:xy;mso-wrap-style:none;v-text-anchor:middle;mso-position-horizontal:center;mso-position-horizontal-relative:page;mso-position-vertical:center" type="_x0000_t34">
                   <v:fill o:detectmouseclick="t" on="false"/>
                   <v:stroke color="#a5a5a5" weight="9360" joinstyle="miter" endcap="flat"/>
                   <w10:wrap type="none"/>
                 </v:shape>
-                <v:shape id="shape_0" ID="AutoShape 28" path="m0,0l-2147483647,0l-2147483647,-2147483644l-2147483645,-2147483644e" stroked="t" o:allowincell="f" style="position:absolute;left:15;top:418;width:10956;height:228;flip:x;mso-wrap-style:none;v-text-anchor:middle;rotation:180;mso-position-horizontal:center;mso-position-horizontal-relative:page;mso-position-vertical:center" type="_x0000_t34">
+                <v:shape id="shape_0" ID="AutoShape 28" path="m0,0l-2147483647,0l-2147483647,-2147483644l-2147483645,-2147483644e" stroked="t" o:allowincell="f" style="position:absolute;left:15;top:420;width:10957;height:228;flip:x;mso-wrap-style:none;v-text-anchor:middle;rotation:180;mso-position-horizontal:center;mso-position-horizontal-relative:page;mso-position-vertical:center" type="_x0000_t34">
                   <v:fill o:detectmouseclick="t" on="false"/>
                   <v:stroke color="#a5a5a5" weight="9360" joinstyle="miter" endcap="flat"/>
                   <w10:wrap type="none"/>
@@ -4365,7 +3390,7 @@
       <mc:AlternateContent>
         <mc:Choice Requires="wpg">
           <w:drawing>
-            <wp:anchor behindDoc="1" distT="5715" distB="0" distL="635" distR="0" simplePos="0" locked="0" layoutInCell="0" allowOverlap="1" relativeHeight="12" wp14:anchorId="51D00065">
+            <wp:anchor behindDoc="1" distT="5715" distB="0" distL="635" distR="0" simplePos="0" locked="0" layoutInCell="0" allowOverlap="1" relativeHeight="10" wp14:anchorId="51D00065">
               <wp:simplePos x="0" y="0"/>
               <wp:positionH relativeFrom="page">
                 <wp:align>center</wp:align>
@@ -4394,8 +3419,8 @@
                       <wps:cNvSpPr/>
                       <wps:spPr>
                         <a:xfrm>
-                          <a:off x="6836400" y="8280"/>
-                          <a:ext cx="415800" cy="182160"/>
+                          <a:off x="6837120" y="8280"/>
+                          <a:ext cx="415440" cy="182160"/>
                         </a:xfrm>
                         <a:prstGeom prst="rect">
                           <a:avLst/>
@@ -4451,7 +3476,7 @@
                                   <w:rPr>
                                     <w:color w:themeColor="background1" w:themeShade="8c" w:val="8C8C8C"/>
                                   </w:rPr>
-                                  <w:t>2</w:t>
+                                  <w:t>4</w:t>
                                 </w:r>
                                 <w:r>
                                   <w:rPr>
@@ -4473,7 +3498,7 @@
                       <wpg:grpSpPr>
                         <a:xfrm>
                           <a:off x="0" y="0"/>
-                          <a:ext cx="7753320" cy="146160"/>
+                          <a:ext cx="7753320" cy="146520"/>
                         </a:xfrm>
                       </wpg:grpSpPr>
                       <wps:wsp>
@@ -4481,8 +3506,8 @@
                         <wps:cNvSpPr/>
                         <wps:spPr>
                           <a:xfrm flipH="1" flipV="1">
-                            <a:off x="6957720" y="0"/>
-                            <a:ext cx="795600" cy="145440"/>
+                            <a:off x="6958440" y="0"/>
+                            <a:ext cx="794880" cy="145440"/>
                           </a:xfrm>
                           <a:prstGeom prst="bentConnector3">
                             <a:avLst>
@@ -4510,8 +3535,8 @@
                         <wps:cNvSpPr/>
                         <wps:spPr>
                           <a:xfrm flipH="1" rot="10800000">
-                            <a:off x="0" y="720"/>
-                            <a:ext cx="6957720" cy="145440"/>
+                            <a:off x="0" y="1440"/>
+                            <a:ext cx="6958440" cy="145440"/>
                           </a:xfrm>
                           <a:prstGeom prst="bentConnector3">
                             <a:avLst>
@@ -4546,8 +3571,8 @@
         </mc:Choice>
         <mc:Fallback>
           <w:pict>
-            <v:group id="shape_0" alt="Grupo 32" style="position:absolute;margin-left:0.6pt;margin-top:20.8pt;width:610.55pt;height:15.05pt" coordorigin="12,416" coordsize="12211,301">
-              <v:rect id="shape_0" ID="Text Box 25" path="m0,0l-2147483645,0l-2147483645,-2147483646l0,-2147483646xe" stroked="f" o:allowincell="f" style="position:absolute;left:10781;top:430;width:654;height:286;mso-wrap-style:square;v-text-anchor:top;mso-position-horizontal:center;mso-position-horizontal-relative:page;mso-position-vertical:center">
+            <v:group id="shape_0" alt="Grupo 32" style="position:absolute;margin-left:0.7pt;margin-top:20.8pt;width:610.6pt;height:15.05pt" coordorigin="14,416" coordsize="12212,301">
+              <v:rect id="shape_0" ID="Text Box 25" path="m0,0l-2147483645,0l-2147483645,-2147483646l0,-2147483646xe" stroked="f" o:allowincell="f" style="position:absolute;left:10782;top:430;width:653;height:286;mso-wrap-style:square;v-text-anchor:top;mso-position-horizontal:center;mso-position-horizontal-relative:page;mso-position-vertical:center">
                 <v:fill o:detectmouseclick="t" on="false"/>
                 <v:stroke color="#3465a4" joinstyle="round" endcap="flat"/>
                 <v:textbox>
@@ -4590,7 +3615,7 @@
                             <w:rPr>
                               <w:color w:themeColor="background1" w:themeShade="8c" w:val="8C8C8C"/>
                             </w:rPr>
-                            <w:t>2</w:t>
+                            <w:t>4</w:t>
                           </w:r>
                           <w:r>
                             <w:rPr>
@@ -4605,13 +3630,13 @@
                 </v:textbox>
                 <w10:wrap type="none"/>
               </v:rect>
-              <v:group id="shape_0" style="position:absolute;left:12;top:416;width:12211;height:230">
-                <v:shape id="shape_0" ID="AutoShape 27" path="m0,0l-2147483647,0l-2147483647,-2147483644l-2147483645,-2147483644e" stroked="t" o:allowincell="f" style="position:absolute;left:10972;top:417;width:1252;height:228;flip:xy;mso-wrap-style:none;v-text-anchor:middle;mso-position-horizontal:center;mso-position-horizontal-relative:page;mso-position-vertical:center" type="_x0000_t34">
+              <v:group id="shape_0" style="position:absolute;left:14;top:416;width:12212;height:231">
+                <v:shape id="shape_0" ID="AutoShape 27" path="m0,0l-2147483647,0l-2147483647,-2147483644l-2147483645,-2147483644e" stroked="t" o:allowincell="f" style="position:absolute;left:10973;top:417;width:1251;height:228;flip:xy;mso-wrap-style:none;v-text-anchor:middle;mso-position-horizontal:center;mso-position-horizontal-relative:page;mso-position-vertical:center" type="_x0000_t34">
                   <v:fill o:detectmouseclick="t" on="false"/>
                   <v:stroke color="#a5a5a5" weight="9360" joinstyle="miter" endcap="flat"/>
                   <w10:wrap type="none"/>
                 </v:shape>
-                <v:shape id="shape_0" ID="AutoShape 28" path="m0,0l-2147483647,0l-2147483647,-2147483644l-2147483645,-2147483644e" stroked="t" o:allowincell="f" style="position:absolute;left:15;top:418;width:10956;height:228;flip:x;mso-wrap-style:none;v-text-anchor:middle;rotation:180;mso-position-horizontal:center;mso-position-horizontal-relative:page;mso-position-vertical:center" type="_x0000_t34">
+                <v:shape id="shape_0" ID="AutoShape 28" path="m0,0l-2147483647,0l-2147483647,-2147483644l-2147483645,-2147483644e" stroked="t" o:allowincell="f" style="position:absolute;left:15;top:420;width:10957;height:228;flip:x;mso-wrap-style:none;v-text-anchor:middle;rotation:180;mso-position-horizontal:center;mso-position-horizontal-relative:page;mso-position-vertical:center" type="_x0000_t34">
                   <v:fill o:detectmouseclick="t" on="false"/>
                   <v:stroke color="#a5a5a5" weight="9360" joinstyle="miter" endcap="flat"/>
                   <w10:wrap type="none"/>
@@ -6041,6 +5066,13 @@
       <w:bCs/>
     </w:rPr>
   </w:style>
+  <w:style w:type="character" w:styleId="Bolos">
+    <w:name w:val="Bolos"/>
+    <w:qFormat/>
+    <w:rPr>
+      <w:rFonts w:ascii="OpenSymbol" w:hAnsi="OpenSymbol" w:eastAsia="OpenSymbol" w:cs="OpenSymbol"/>
+    </w:rPr>
+  </w:style>
   <w:style w:type="paragraph" w:styleId="Ttulo">
     <w:name w:val="Título"/>
     <w:basedOn w:val="Normal"/>
@@ -6474,6 +5506,39 @@
     <w:qFormat/>
     <w:pPr/>
     <w:rPr/>
+  </w:style>
+  <w:style w:type="paragraph" w:styleId="Citaenbloque">
+    <w:name w:val="Cita en bloque"/>
+    <w:basedOn w:val="Normal"/>
+    <w:qFormat/>
+    <w:pPr>
+      <w:spacing w:before="0" w:after="283"/>
+      <w:ind w:hanging="0" w:left="567" w:right="567"/>
+    </w:pPr>
+    <w:rPr/>
+  </w:style>
+  <w:style w:type="paragraph" w:styleId="Contenidodelatabla">
+    <w:name w:val="Contenido de la tabla"/>
+    <w:basedOn w:val="Normal"/>
+    <w:qFormat/>
+    <w:pPr>
+      <w:widowControl w:val="false"/>
+      <w:suppressLineNumbers/>
+    </w:pPr>
+    <w:rPr/>
+  </w:style>
+  <w:style w:type="paragraph" w:styleId="Ttulodelatabla">
+    <w:name w:val="Título de la tabla"/>
+    <w:basedOn w:val="Contenidodelatabla"/>
+    <w:qFormat/>
+    <w:pPr>
+      <w:suppressLineNumbers/>
+      <w:jc w:val="center"/>
+    </w:pPr>
+    <w:rPr>
+      <w:b/>
+      <w:bCs/>
+    </w:rPr>
   </w:style>
   <w:style w:type="numbering" w:styleId="Ningunalista" w:default="1">
     <w:name w:val="Ninguna lista"/>
